--- a/EXPORT_IMPORT_DESIGN.docx
+++ b/EXPORT_IMPORT_DESIGN.docx
@@ -50,7 +50,15 @@
         <w:rPr>
           <w:b w:val="0"/>
         </w:rPr>
-        <w:t xml:space="preserve"> (D1–D10 all as proposed).</w:t>
+        <w:t xml:space="preserve"> (D1–D10 all as proposed). **Addition 2026-10-09: section 8a Microsoft</w:t>
+      </w:r>
+    </w:p>
+    <w:p>
+      <w:r>
+        <w:rPr>
+          <w:b w:val="0"/>
+        </w:rPr>
+        <w:t>Dynamics (D11–D12) and section 8b One currency (D13–D15) — AGREED 2026-10-09, built in step 3.**</w:t>
       </w:r>
     </w:p>
     <w:p>
@@ -4266,6 +4274,1047 @@
           <w:b w:val="0"/>
         </w:rPr>
         <w:t xml:space="preserve">  a restricted picklist. If so, the export leaves Industry out and puts it in Description (decided at test).</w:t>
+      </w:r>
+    </w:p>
+    <w:p>
+      <w:pPr>
+        <w:pStyle w:val="Heading2"/>
+      </w:pPr>
+      <w:r>
+        <w:rPr>
+          <w:b w:val="0"/>
+        </w:rPr>
+        <w:t>8a. Microsoft Dynamics 365 Sales (R10) — PROPOSED</w:t>
+      </w:r>
+    </w:p>
+    <w:p>
+      <w:pPr>
+        <w:pStyle w:val="ListBullet"/>
+      </w:pPr>
+      <w:r>
+        <w:rPr>
+          <w:b/>
+        </w:rPr>
+        <w:t>One module for both CRMs' shape.</w:t>
+      </w:r>
+      <w:r>
+        <w:rPr>
+          <w:b w:val="0"/>
+        </w:rPr>
+        <w:t xml:space="preserve"> Salesforce and Dynamics differ only in column names, so </w:t>
+      </w:r>
+      <w:r>
+        <w:rPr>
+          <w:rFonts w:ascii="Consolas" w:hAnsi="Consolas"/>
+          <w:b w:val="0"/>
+        </w:rPr>
+        <w:t>crm-files.js</w:t>
+      </w:r>
+    </w:p>
+    <w:p>
+      <w:r>
+        <w:rPr>
+          <w:b w:val="0"/>
+        </w:rPr>
+        <w:t xml:space="preserve">  (pure) holds one column table per CRM - </w:t>
+      </w:r>
+      <w:r>
+        <w:rPr>
+          <w:rFonts w:ascii="Consolas" w:hAnsi="Consolas"/>
+          <w:b w:val="0"/>
+        </w:rPr>
+        <w:t>{ field, label, apiName }</w:t>
+      </w:r>
+      <w:r>
+        <w:rPr>
+          <w:b w:val="0"/>
+        </w:rPr>
+        <w:t xml:space="preserve"> per column - and three functions that take</w:t>
+      </w:r>
+    </w:p>
+    <w:p>
+      <w:r>
+        <w:rPr>
+          <w:b w:val="0"/>
+        </w:rPr>
+        <w:t xml:space="preserve">  the table: </w:t>
+      </w:r>
+      <w:r>
+        <w:rPr>
+          <w:rFonts w:ascii="Consolas" w:hAnsi="Consolas"/>
+          <w:b w:val="0"/>
+        </w:rPr>
+        <w:t>buildCrmFiles(crm, companies, contacts, money)</w:t>
+      </w:r>
+      <w:r>
+        <w:rPr>
+          <w:b w:val="0"/>
+        </w:rPr>
+        <w:t xml:space="preserve">, </w:t>
+      </w:r>
+      <w:r>
+        <w:rPr>
+          <w:rFonts w:ascii="Consolas" w:hAnsi="Consolas"/>
+          <w:b w:val="0"/>
+        </w:rPr>
+        <w:t>crmAccountRows(crm, records)</w:t>
+      </w:r>
+      <w:r>
+        <w:rPr>
+          <w:b w:val="0"/>
+        </w:rPr>
+        <w:t>,</w:t>
+      </w:r>
+    </w:p>
+    <w:p>
+      <w:r>
+        <w:rPr>
+          <w:b w:val="0"/>
+        </w:rPr>
+        <w:t xml:space="preserve">  </w:t>
+      </w:r>
+      <w:r>
+        <w:rPr>
+          <w:rFonts w:ascii="Consolas" w:hAnsi="Consolas"/>
+          <w:b w:val="0"/>
+        </w:rPr>
+        <w:t>crmContactRows(crm, records)</w:t>
+      </w:r>
+      <w:r>
+        <w:rPr>
+          <w:b w:val="0"/>
+        </w:rPr>
+        <w:t>. Salesforce (section 8) uses the same module; no second copy of the logic.</w:t>
+      </w:r>
+    </w:p>
+    <w:p>
+      <w:pPr>
+        <w:pStyle w:val="ListBullet"/>
+      </w:pPr>
+      <w:r>
+        <w:rPr>
+          <w:b/>
+        </w:rPr>
+        <w:t>Export</w:t>
+      </w:r>
+      <w:r>
+        <w:rPr>
+          <w:b w:val="0"/>
+        </w:rPr>
+        <w:t xml:space="preserve"> (</w:t>
+      </w:r>
+      <w:r>
+        <w:rPr>
+          <w:rFonts w:ascii="Consolas" w:hAnsi="Consolas"/>
+          <w:b w:val="0"/>
+        </w:rPr>
+        <w:t>buildCrmFiles("dynamics", …)</w:t>
+      </w:r>
+      <w:r>
+        <w:rPr>
+          <w:b w:val="0"/>
+        </w:rPr>
+        <w:t>): two CSVs for Dynamics' Import Data wizard.</w:t>
+      </w:r>
+    </w:p>
+    <w:p>
+      <w:r>
+        <w:rPr>
+          <w:b w:val="0"/>
+        </w:rPr>
+        <w:t xml:space="preserve">  - Accounts: Account Name, Website, Industry, Number of Employees, Annual Revenue (display currency),</w:t>
+      </w:r>
+    </w:p>
+    <w:p>
+      <w:r>
+        <w:rPr>
+          <w:b w:val="0"/>
+        </w:rPr>
+        <w:t xml:space="preserve">    Address 1: City, Address 1: Country/Region, Description (SalesTeam priority, LinkedIn page, relationship).</w:t>
+      </w:r>
+    </w:p>
+    <w:p>
+      <w:r>
+        <w:rPr>
+          <w:b w:val="0"/>
+        </w:rPr>
+        <w:t xml:space="preserve">  - Contacts: First Name, Last Name, Job Title, Email, Business Phone, Company Name, Address 1: City,</w:t>
+      </w:r>
+    </w:p>
+    <w:p>
+      <w:r>
+        <w:rPr>
+          <w:b w:val="0"/>
+        </w:rPr>
+        <w:t xml:space="preserve">    Address 1: Country/Region, Description (LinkedIn profile).</w:t>
+      </w:r>
+    </w:p>
+    <w:p>
+      <w:r>
+        <w:rPr>
+          <w:b w:val="0"/>
+        </w:rPr>
+        <w:t xml:space="preserve">  - Pop-up: "In Dynamics: Import Data — Accounts first, then Contacts (Company Name links each contact)."</w:t>
+      </w:r>
+    </w:p>
+    <w:p>
+      <w:pPr>
+        <w:pStyle w:val="ListBullet"/>
+      </w:pPr>
+      <w:r>
+        <w:rPr>
+          <w:b/>
+        </w:rPr>
+        <w:t>Import</w:t>
+      </w:r>
+      <w:r>
+        <w:rPr>
+          <w:b w:val="0"/>
+        </w:rPr>
+        <w:t xml:space="preserve"> (</w:t>
+      </w:r>
+      <w:r>
+        <w:rPr>
+          <w:rFonts w:ascii="Consolas" w:hAnsi="Consolas"/>
+          <w:b w:val="0"/>
+        </w:rPr>
+        <w:t>crmAccountRows("dynamics", …)</w:t>
+      </w:r>
+      <w:r>
+        <w:rPr>
+          <w:b w:val="0"/>
+        </w:rPr>
+        <w:t xml:space="preserve"> / </w:t>
+      </w:r>
+      <w:r>
+        <w:rPr>
+          <w:rFonts w:ascii="Consolas" w:hAnsi="Consolas"/>
+          <w:b w:val="0"/>
+        </w:rPr>
+        <w:t>crmContactRows</w:t>
+      </w:r>
+      <w:r>
+        <w:rPr>
+          <w:b w:val="0"/>
+        </w:rPr>
+        <w:t>): recognises display names and field names</w:t>
+      </w:r>
+    </w:p>
+    <w:p>
+      <w:r>
+        <w:rPr>
+          <w:b w:val="0"/>
+        </w:rPr>
+        <w:t xml:space="preserve">  (</w:t>
+      </w:r>
+      <w:r>
+        <w:rPr>
+          <w:rFonts w:ascii="Consolas" w:hAnsi="Consolas"/>
+          <w:b w:val="0"/>
+        </w:rPr>
+        <w:t>name</w:t>
+      </w:r>
+      <w:r>
+        <w:rPr>
+          <w:b w:val="0"/>
+        </w:rPr>
+        <w:t xml:space="preserve">, </w:t>
+      </w:r>
+      <w:r>
+        <w:rPr>
+          <w:rFonts w:ascii="Consolas" w:hAnsi="Consolas"/>
+          <w:b w:val="0"/>
+        </w:rPr>
+        <w:t>websiteurl</w:t>
+      </w:r>
+      <w:r>
+        <w:rPr>
+          <w:b w:val="0"/>
+        </w:rPr>
+        <w:t xml:space="preserve">, </w:t>
+      </w:r>
+      <w:r>
+        <w:rPr>
+          <w:rFonts w:ascii="Consolas" w:hAnsi="Consolas"/>
+          <w:b w:val="0"/>
+        </w:rPr>
+        <w:t>numberofemployees</w:t>
+      </w:r>
+      <w:r>
+        <w:rPr>
+          <w:b w:val="0"/>
+        </w:rPr>
+        <w:t xml:space="preserve">, </w:t>
+      </w:r>
+      <w:r>
+        <w:rPr>
+          <w:rFonts w:ascii="Consolas" w:hAnsi="Consolas"/>
+          <w:b w:val="0"/>
+        </w:rPr>
+        <w:t>revenue</w:t>
+      </w:r>
+      <w:r>
+        <w:rPr>
+          <w:b w:val="0"/>
+        </w:rPr>
+        <w:t xml:space="preserve">, </w:t>
+      </w:r>
+      <w:r>
+        <w:rPr>
+          <w:rFonts w:ascii="Consolas" w:hAnsi="Consolas"/>
+          <w:b w:val="0"/>
+        </w:rPr>
+        <w:t>address1_city</w:t>
+      </w:r>
+      <w:r>
+        <w:rPr>
+          <w:b w:val="0"/>
+        </w:rPr>
+        <w:t xml:space="preserve">, </w:t>
+      </w:r>
+      <w:r>
+        <w:rPr>
+          <w:rFonts w:ascii="Consolas" w:hAnsi="Consolas"/>
+          <w:b w:val="0"/>
+        </w:rPr>
+        <w:t>address1_country</w:t>
+      </w:r>
+      <w:r>
+        <w:rPr>
+          <w:b w:val="0"/>
+        </w:rPr>
+        <w:t xml:space="preserve">, </w:t>
+      </w:r>
+      <w:r>
+        <w:rPr>
+          <w:rFonts w:ascii="Consolas" w:hAnsi="Consolas"/>
+          <w:b w:val="0"/>
+        </w:rPr>
+        <w:t>industrycode</w:t>
+      </w:r>
+      <w:r>
+        <w:rPr>
+          <w:b w:val="0"/>
+        </w:rPr>
+        <w:t>,</w:t>
+      </w:r>
+    </w:p>
+    <w:p>
+      <w:r>
+        <w:rPr>
+          <w:b w:val="0"/>
+        </w:rPr>
+        <w:t xml:space="preserve">  </w:t>
+      </w:r>
+      <w:r>
+        <w:rPr>
+          <w:rFonts w:ascii="Consolas" w:hAnsi="Consolas"/>
+          <w:b w:val="0"/>
+        </w:rPr>
+        <w:t>firstname</w:t>
+      </w:r>
+      <w:r>
+        <w:rPr>
+          <w:b w:val="0"/>
+        </w:rPr>
+        <w:t xml:space="preserve">, </w:t>
+      </w:r>
+      <w:r>
+        <w:rPr>
+          <w:rFonts w:ascii="Consolas" w:hAnsi="Consolas"/>
+          <w:b w:val="0"/>
+        </w:rPr>
+        <w:t>lastname</w:t>
+      </w:r>
+      <w:r>
+        <w:rPr>
+          <w:b w:val="0"/>
+        </w:rPr>
+        <w:t xml:space="preserve">, </w:t>
+      </w:r>
+      <w:r>
+        <w:rPr>
+          <w:rFonts w:ascii="Consolas" w:hAnsi="Consolas"/>
+          <w:b w:val="0"/>
+        </w:rPr>
+        <w:t>fullname</w:t>
+      </w:r>
+      <w:r>
+        <w:rPr>
+          <w:b w:val="0"/>
+        </w:rPr>
+        <w:t xml:space="preserve">, </w:t>
+      </w:r>
+      <w:r>
+        <w:rPr>
+          <w:rFonts w:ascii="Consolas" w:hAnsi="Consolas"/>
+          <w:b w:val="0"/>
+        </w:rPr>
+        <w:t>jobtitle</w:t>
+      </w:r>
+      <w:r>
+        <w:rPr>
+          <w:b w:val="0"/>
+        </w:rPr>
+        <w:t xml:space="preserve">, </w:t>
+      </w:r>
+      <w:r>
+        <w:rPr>
+          <w:rFonts w:ascii="Consolas" w:hAnsi="Consolas"/>
+          <w:b w:val="0"/>
+        </w:rPr>
+        <w:t>emailaddress1</w:t>
+      </w:r>
+      <w:r>
+        <w:rPr>
+          <w:b w:val="0"/>
+        </w:rPr>
+        <w:t xml:space="preserve">, </w:t>
+      </w:r>
+      <w:r>
+        <w:rPr>
+          <w:rFonts w:ascii="Consolas" w:hAnsi="Consolas"/>
+          <w:b w:val="0"/>
+        </w:rPr>
+        <w:t>telephone1</w:t>
+      </w:r>
+      <w:r>
+        <w:rPr>
+          <w:b w:val="0"/>
+        </w:rPr>
+        <w:t xml:space="preserve">, </w:t>
+      </w:r>
+      <w:r>
+        <w:rPr>
+          <w:rFonts w:ascii="Consolas" w:hAnsi="Consolas"/>
+          <w:b w:val="0"/>
+        </w:rPr>
+        <w:t>parentcustomerid</w:t>
+      </w:r>
+      <w:r>
+        <w:rPr>
+          <w:b w:val="0"/>
+        </w:rPr>
+        <w:t>).</w:t>
+      </w:r>
+    </w:p>
+    <w:p>
+      <w:r>
+        <w:rPr>
+          <w:b w:val="0"/>
+        </w:rPr>
+        <w:t xml:space="preserve">  Columns starting "(Do Not Modify)" are skipped. A "Currency" column (ISO code or Dynamics' currency name,</w:t>
+      </w:r>
+    </w:p>
+    <w:p>
+      <w:r>
+        <w:rPr>
+          <w:b w:val="0"/>
+        </w:rPr>
+        <w:t xml:space="preserve">  e.g. "Swiss Franc") is read when present; otherwise D7 applies.</w:t>
+      </w:r>
+    </w:p>
+    <w:p>
+      <w:pPr>
+        <w:pStyle w:val="ListBullet"/>
+      </w:pPr>
+      <w:r>
+        <w:rPr>
+          <w:b/>
+        </w:rPr>
+        <w:t>.xlsx as well as .csv:</w:t>
+      </w:r>
+      <w:r>
+        <w:rPr>
+          <w:b w:val="0"/>
+        </w:rPr>
+        <w:t xml:space="preserve"> Dynamics' everyday export is "Export to Excel" (.xlsx, one sheet). The Import</w:t>
+      </w:r>
+    </w:p>
+    <w:p>
+      <w:r>
+        <w:rPr>
+          <w:b w:val="0"/>
+        </w:rPr>
+        <w:t xml:space="preserve">  dialog accepts .xlsx for Dynamics and reads the first sheet with the existing </w:t>
+      </w:r>
+      <w:r>
+        <w:rPr>
+          <w:rFonts w:ascii="Consolas" w:hAnsi="Consolas"/>
+          <w:b w:val="0"/>
+        </w:rPr>
+        <w:t>xlsx-lite.js</w:t>
+      </w:r>
+      <w:r>
+        <w:rPr>
+          <w:b w:val="0"/>
+        </w:rPr>
+        <w:t xml:space="preserve"> reader.</w:t>
+      </w:r>
+    </w:p>
+    <w:p>
+      <w:pPr>
+        <w:pStyle w:val="ListBullet"/>
+      </w:pPr>
+      <w:r>
+        <w:rPr>
+          <w:rFonts w:ascii="Consolas" w:hAnsi="Consolas"/>
+          <w:b w:val="0"/>
+        </w:rPr>
+        <w:t>detectImportFile</w:t>
+      </w:r>
+      <w:r>
+        <w:rPr>
+          <w:b w:val="0"/>
+        </w:rPr>
+        <w:t xml:space="preserve"> learns both CRMs, so a wrong choice still says what the file looks like ("This looks like</w:t>
+      </w:r>
+    </w:p>
+    <w:p>
+      <w:r>
+        <w:rPr>
+          <w:b w:val="0"/>
+        </w:rPr>
+        <w:t xml:space="preserve">  a Dynamics contacts export").</w:t>
+      </w:r>
+    </w:p>
+    <w:p>
+      <w:pPr>
+        <w:pStyle w:val="ListBullet"/>
+      </w:pPr>
+      <w:r>
+        <w:rPr>
+          <w:b/>
+        </w:rPr>
+        <w:t>Live check:</w:t>
+      </w:r>
+      <w:r>
+        <w:rPr>
+          <w:b w:val="0"/>
+        </w:rPr>
+        <w:t xml:space="preserve"> the header rows of a real Accounts and Contacts export (Q10) fix the column names; Industry is</w:t>
+      </w:r>
+    </w:p>
+    <w:p>
+      <w:r>
+        <w:rPr>
+          <w:b w:val="0"/>
+        </w:rPr>
+        <w:t xml:space="preserve">  an option set in Dynamics (like Salesforce's picklist) - if the wizard rejects free text, the export puts the</w:t>
+      </w:r>
+    </w:p>
+    <w:p>
+      <w:r>
+        <w:rPr>
+          <w:b w:val="0"/>
+        </w:rPr>
+        <w:t xml:space="preserve">  industry in Description instead (decided at test, same as Salesforce).</w:t>
+      </w:r>
+    </w:p>
+    <w:p>
+      <w:pPr>
+        <w:pStyle w:val="Heading2"/>
+      </w:pPr>
+      <w:r>
+        <w:rPr>
+          <w:b w:val="0"/>
+        </w:rPr>
+        <w:t>8b. One currency — the default currency everywhere (D13–D15, agreed 2026-10-09)</w:t>
+      </w:r>
+    </w:p>
+    <w:p>
+      <w:r>
+        <w:rPr>
+          <w:b w:val="0"/>
+        </w:rPr>
+        <w:t>Boaz, 1.2.2.13 test: revenues should read in one currency - the default one in Change Settings &gt; Advanced &gt;</w:t>
+      </w:r>
+    </w:p>
+    <w:p>
+      <w:r>
+        <w:rPr>
+          <w:b w:val="0"/>
+        </w:rPr>
+        <w:t>Revenue &amp; Currency (</w:t>
+      </w:r>
+      <w:r>
+        <w:rPr>
+          <w:rFonts w:ascii="Consolas" w:hAnsi="Consolas"/>
+          <w:b w:val="0"/>
+        </w:rPr>
+        <w:t>revenueNormalization.targetCurrency</w:t>
+      </w:r>
+      <w:r>
+        <w:rPr>
+          <w:b w:val="0"/>
+        </w:rPr>
+        <w:t>, default USD, team-shared: the Team Lead's applies) -</w:t>
+      </w:r>
+    </w:p>
+    <w:p>
+      <w:r>
+        <w:rPr>
+          <w:b w:val="0"/>
+        </w:rPr>
+        <w:t>and an import must never read a CHF file as USD.</w:t>
+      </w:r>
+    </w:p>
+    <w:p>
+      <w:pPr>
+        <w:pStyle w:val="ListBullet"/>
+      </w:pPr>
+      <w:r>
+        <w:rPr>
+          <w:b/>
+        </w:rPr>
+        <w:t>D13 — Shown in the default currency, stored as found.</w:t>
+      </w:r>
+      <w:r>
+        <w:rPr>
+          <w:b w:val="0"/>
+        </w:rPr>
+        <w:t xml:space="preserve"> The Global / Local Revenue cells show the amount</w:t>
+      </w:r>
+    </w:p>
+    <w:p>
+      <w:r>
+        <w:rPr>
+          <w:b w:val="0"/>
+        </w:rPr>
+        <w:t xml:space="preserve">  converted to the default currency (</w:t>
+      </w:r>
+      <w:r>
+        <w:rPr>
+          <w:rFonts w:ascii="Consolas" w:hAnsi="Consolas"/>
+          <w:b w:val="0"/>
+        </w:rPr>
+        <w:t>normalizeMoney</w:t>
+      </w:r>
+      <w:r>
+        <w:rPr>
+          <w:b w:val="0"/>
+        </w:rPr>
+        <w:t>, the rates already used for scoring); the original amount</w:t>
+      </w:r>
+    </w:p>
+    <w:p>
+      <w:r>
+        <w:rPr>
+          <w:b w:val="0"/>
+        </w:rPr>
+        <w:t xml:space="preserve">  and currency are in the cell's tooltip ("from 2.4 m CHF"). The stored value and its currency are never</w:t>
+      </w:r>
+    </w:p>
+    <w:p>
+      <w:r>
+        <w:rPr>
+          <w:b w:val="0"/>
+        </w:rPr>
+        <w:t xml:space="preserve">  rewritten, so changing the default currency later loses nothing. Sorting and filters use the converted amount.</w:t>
+      </w:r>
+    </w:p>
+    <w:p>
+      <w:pPr>
+        <w:pStyle w:val="ListBullet"/>
+      </w:pPr>
+      <w:r>
+        <w:rPr>
+          <w:b/>
+        </w:rPr>
+        <w:t>D14 — Every export in the default currency, named in the column title.</w:t>
+      </w:r>
+      <w:r>
+        <w:rPr>
+          <w:b w:val="0"/>
+        </w:rPr>
+        <w:t xml:space="preserve"> "Global Revenue (USD)", "Local</w:t>
+      </w:r>
+    </w:p>
+    <w:p>
+      <w:r>
+        <w:rPr>
+          <w:b w:val="0"/>
+        </w:rPr>
+        <w:t xml:space="preserve">  Revenue (USD)" in the SalesTeam CSV (its separate "… Currency" columns are dropped), and the same amounts in</w:t>
+      </w:r>
+    </w:p>
+    <w:p>
+      <w:r>
+        <w:rPr>
+          <w:b w:val="0"/>
+        </w:rPr>
+        <w:t xml:space="preserve">  the HubSpot, Salesforce and Dynamics files, whose revenue column titles carry the currency where the CRM's</w:t>
+      </w:r>
+    </w:p>
+    <w:p>
+      <w:r>
+        <w:rPr>
+          <w:b w:val="0"/>
+        </w:rPr>
+        <w:t xml:space="preserve">  import accepts it (otherwise the export pop-up names it).</w:t>
+      </w:r>
+    </w:p>
+    <w:p>
+      <w:pPr>
+        <w:pStyle w:val="ListBullet"/>
+      </w:pPr>
+      <w:r>
+        <w:rPr>
+          <w:b/>
+        </w:rPr>
+        <w:t>D15 — An import never guesses a file's currency.</w:t>
+      </w:r>
+      <w:r>
+        <w:rPr>
+          <w:b w:val="0"/>
+        </w:rPr>
+        <w:t xml:space="preserve"> In this order:</w:t>
+      </w:r>
+    </w:p>
+    <w:p>
+      <w:r>
+        <w:rPr>
+          <w:b w:val="0"/>
+        </w:rPr>
+        <w:t xml:space="preserve">  1. a currency column per row (Dynamics' Currency, an older SalesTeam CSV) - each row in its own currency;</w:t>
+      </w:r>
+    </w:p>
+    <w:p>
+      <w:r>
+        <w:rPr>
+          <w:b w:val="0"/>
+        </w:rPr>
+        <w:t xml:space="preserve">  2. a currency in the revenue column title ("Global Revenue (USD)") - that currency;</w:t>
+      </w:r>
+    </w:p>
+    <w:p>
+      <w:r>
+        <w:rPr>
+          <w:b w:val="0"/>
+        </w:rPr>
+        <w:t xml:space="preserve">  3. neither - the check-first summary asks "Revenue in this file is in: [choose…]" with **no pre-selected</w:t>
+      </w:r>
+    </w:p>
+    <w:p>
+      <w:r>
+        <w:rPr>
+          <w:b w:val="0"/>
+        </w:rPr>
+        <w:t xml:space="preserve">     answer**; Import stays disabled until one is chosen (replaces 1.2.2.13's dropdown that defaulted to the</w:t>
+      </w:r>
+    </w:p>
+    <w:p>
+      <w:r>
+        <w:rPr>
+          <w:b w:val="0"/>
+        </w:rPr>
+        <w:t xml:space="preserve">     display currency). Files without revenue figures are not asked.</w:t>
+      </w:r>
+    </w:p>
+    <w:p>
+      <w:r>
+        <w:rPr>
+          <w:b w:val="0"/>
+        </w:rPr>
+        <w:t xml:space="preserve">  - </w:t>
+      </w:r>
+      <w:r>
+        <w:rPr>
+          <w:b/>
+        </w:rPr>
+        <w:t>Plausibility check:</w:t>
+      </w:r>
+      <w:r>
+        <w:rPr>
+          <w:b w:val="0"/>
+        </w:rPr>
+        <w:t xml:space="preserve"> for accounts already holding a revenue, the median ratio file / stored (both</w:t>
+      </w:r>
+    </w:p>
+    <w:p>
+      <w:r>
+        <w:rPr>
+          <w:b w:val="0"/>
+        </w:rPr>
+        <w:t xml:space="preserve">    converted with the chosen currency) is computed; when it sits near an exchange rate instead of near 1 (e.g.</w:t>
+      </w:r>
+    </w:p>
+    <w:p>
+      <w:r>
+        <w:rPr>
+          <w:b w:val="0"/>
+        </w:rPr>
+        <w:t xml:space="preserve">    0.9 for CHF read as USD) the summary warns: "These figures look like CHF, not USD - check the currency."</w:t>
+      </w:r>
+    </w:p>
+    <w:p>
+      <w:r>
+        <w:rPr>
+          <w:b w:val="0"/>
+        </w:rPr>
+        <w:t xml:space="preserve">    Pure (</w:t>
+      </w:r>
+      <w:r>
+        <w:rPr>
+          <w:rFonts w:ascii="Consolas" w:hAnsi="Consolas"/>
+          <w:b w:val="0"/>
+        </w:rPr>
+        <w:t>currencyPlausibility</w:t>
+      </w:r>
+      <w:r>
+        <w:rPr>
+          <w:b w:val="0"/>
+        </w:rPr>
+        <w:t xml:space="preserve"> in csv-import.js), with harness cases.</w:t>
+      </w:r>
+    </w:p>
+    <w:p>
+      <w:pPr>
+        <w:pStyle w:val="ListBullet"/>
+      </w:pPr>
+      <w:r>
+        <w:rPr>
+          <w:b/>
+        </w:rPr>
+        <w:t>D16 — Revenue written without its unit (millions / billions).</w:t>
+      </w:r>
+      <w:r>
+        <w:rPr>
+          <w:b w:val="0"/>
+        </w:rPr>
+        <w:t xml:space="preserve"> Found in the 1.2.2.13 HubSpot export: seven</w:t>
+      </w:r>
+    </w:p>
+    <w:p>
+      <w:r>
+        <w:rPr>
+          <w:b w:val="0"/>
+        </w:rPr>
+        <w:t xml:space="preserve">  accounts held revenues such as Cornèr Bank 491.1 CHF, Metrohm 400 CHF, ISS Schweiz 914 CHF, Lindt &amp; Sprüngli</w:t>
+      </w:r>
+    </w:p>
+    <w:p>
+      <w:r>
+        <w:rPr>
+          <w:b w:val="0"/>
+        </w:rPr>
+        <w:t xml:space="preserve">  Schweiz 5.92 CHF - all from web research answers that lost "million"/"billion". The arbitration's units rule</w:t>
+      </w:r>
+    </w:p>
+    <w:p>
+      <w:r>
+        <w:rPr>
+          <w:b w:val="0"/>
+        </w:rPr>
+        <w:t xml:space="preserve">  only fires on a *pair* (stored against found); into an empty field a lone value was filled as it came.</w:t>
+      </w:r>
+    </w:p>
+    <w:p>
+      <w:r>
+        <w:rPr>
+          <w:b w:val="0"/>
+        </w:rPr>
+        <w:t xml:space="preserve">  - </w:t>
+      </w:r>
+      <w:r>
+        <w:rPr>
+          <w:b/>
+        </w:rPr>
+        <w:t>Check (pure, `revenueUnitsCheck`):</w:t>
+      </w:r>
+      <w:r>
+        <w:rPr>
+          <w:b w:val="0"/>
+        </w:rPr>
+        <w:t xml:space="preserve"> revenue per employee, using the larger of the employee count and the</w:t>
+      </w:r>
+    </w:p>
+    <w:p>
+      <w:r>
+        <w:rPr>
+          <w:b w:val="0"/>
+        </w:rPr>
+        <w:t xml:space="preserve">    </w:t>
+      </w:r>
+      <w:r>
+        <w:rPr>
+          <w:b/>
+        </w:rPr>
+        <w:t>targeting minimum</w:t>
+      </w:r>
+      <w:r>
+        <w:rPr>
+          <w:b w:val="0"/>
+        </w:rPr>
+        <w:t xml:space="preserve"> - the low end of the smallest size band ticked in Setup (</w:t>
+      </w:r>
+      <w:r>
+        <w:rPr>
+          <w:rFonts w:ascii="Consolas" w:hAnsi="Consolas"/>
+          <w:b w:val="0"/>
+        </w:rPr>
+        <w:t>targetUniverseConfig.sizeBuckets</w:t>
+      </w:r>
+    </w:p>
+    <w:p>
+      <w:r>
+        <w:rPr>
+          <w:b w:val="0"/>
+        </w:rPr>
+        <w:t xml:space="preserve">    against </w:t>
+      </w:r>
+      <w:r>
+        <w:rPr>
+          <w:rFonts w:ascii="Consolas" w:hAnsi="Consolas"/>
+          <w:b w:val="0"/>
+        </w:rPr>
+        <w:t>SIZE_PRIORITY_BUCKETS</w:t>
+      </w:r>
+      <w:r>
+        <w:rPr>
+          <w:b w:val="0"/>
+        </w:rPr>
+        <w:t>: 201 when 201-500 is the smallest ticked, 1,001 when it is 1,001-5,000; Boaz</w:t>
+      </w:r>
+    </w:p>
+    <w:p>
+      <w:r>
+        <w:rPr>
+          <w:b w:val="0"/>
+        </w:rPr>
+        <w:t xml:space="preserve">    2026-10-09: never a fixed 200) - so it works even when the headcount is missing or wrong. When the smallest</w:t>
+      </w:r>
+    </w:p>
+    <w:p>
+      <w:r>
+        <w:rPr>
+          <w:b w:val="0"/>
+        </w:rPr>
+        <w:t xml:space="preserve">    ticked band starts at 0 (0-200), only a real employee count is used, and an account without one is not judged. Below 10,000 per employee per year (in the default currency) the value is impossible for a company in</w:t>
+      </w:r>
+    </w:p>
+    <w:p>
+      <w:r>
+        <w:rPr>
+          <w:b w:val="0"/>
+        </w:rPr>
+        <w:t xml:space="preserve">    scope. The likely unit is the one of ×1,000 / ×1,000,000 / ×1,000,000,000 that puts revenue per employee</w:t>
+      </w:r>
+    </w:p>
+    <w:p>
+      <w:r>
+        <w:rPr>
+          <w:b w:val="0"/>
+        </w:rPr>
+        <w:t xml:space="preserve">    between 20,000 and 2,000,000 (Lindt 5.92 → 5.92 bn; Cornèr 491.1 → 491.1 m); none fits → no suggestion.</w:t>
+      </w:r>
+    </w:p>
+    <w:p>
+      <w:r>
+        <w:rPr>
+          <w:b w:val="0"/>
+        </w:rPr>
+        <w:t xml:space="preserve">  - </w:t>
+      </w:r>
+      <w:r>
+        <w:rPr>
+          <w:b/>
+        </w:rPr>
+        <w:t>Going forward:</w:t>
+      </w:r>
+      <w:r>
+        <w:rPr>
+          <w:b w:val="0"/>
+        </w:rPr>
+        <w:t xml:space="preserve"> a web finding, import or edit that would *fill* such a value is not written; it becomes a</w:t>
+      </w:r>
+    </w:p>
+    <w:p>
+      <w:r>
+        <w:rPr>
+          <w:b w:val="0"/>
+        </w:rPr>
+        <w:t xml:space="preserve">    Decisions card instead.</w:t>
+      </w:r>
+    </w:p>
+    <w:p>
+      <w:r>
+        <w:rPr>
+          <w:b w:val="0"/>
+        </w:rPr>
+        <w:t xml:space="preserve">  - </w:t>
+      </w:r>
+      <w:r>
+        <w:rPr>
+          <w:b/>
+        </w:rPr>
+        <w:t>Existing data:</w:t>
+      </w:r>
+      <w:r>
+        <w:rPr>
+          <w:b w:val="0"/>
+        </w:rPr>
+        <w:t xml:space="preserve"> each account already holding such a value gets a Decisions card - "Revenue 491.1 CHF looks</w:t>
+      </w:r>
+    </w:p>
+    <w:p>
+      <w:r>
+        <w:rPr>
+          <w:b w:val="0"/>
+        </w:rPr>
+        <w:t xml:space="preserve">    like it is in millions → 491.1 million CHF?" - </w:t>
+      </w:r>
+      <w:r>
+        <w:rPr>
+          <w:b/>
+        </w:rPr>
+        <w:t>Correct it</w:t>
+      </w:r>
+      <w:r>
+        <w:rPr>
+          <w:b w:val="0"/>
+        </w:rPr>
+        <w:t xml:space="preserve"> / </w:t>
+      </w:r>
+      <w:r>
+        <w:rPr>
+          <w:b/>
+        </w:rPr>
+        <w:t>Keep</w:t>
+      </w:r>
+      <w:r>
+        <w:rPr>
+          <w:b w:val="0"/>
+        </w:rPr>
+        <w:t>. Nothing is changed without an answer.</w:t>
+      </w:r>
+    </w:p>
+    <w:p>
+      <w:r>
+        <w:rPr>
+          <w:b w:val="0"/>
+        </w:rPr>
+        <w:t xml:space="preserve">  - An account below the targeting minimum with a credible tiny revenue (HT5 AG: an empty holding, 0 employees) is</w:t>
+      </w:r>
+    </w:p>
+    <w:p>
+      <w:r>
+        <w:rPr>
+          <w:b w:val="0"/>
+        </w:rPr>
+        <w:t xml:space="preserve">    out of scope rather than a units error - the card offers </w:t>
+      </w:r>
+      <w:r>
+        <w:rPr>
+          <w:b/>
+        </w:rPr>
+        <w:t>Remove account</w:t>
+      </w:r>
+      <w:r>
+        <w:rPr>
+          <w:b w:val="0"/>
+        </w:rPr>
+        <w:t xml:space="preserve"> as well.</w:t>
       </w:r>
     </w:p>
     <w:p>
@@ -4762,7 +5811,56 @@
               <w:rPr>
                 <w:b w:val="0"/>
               </w:rPr>
-              <w:t>Salesforce export and import (salesforce.js + harness cases); live check in a Salesforce dev org</w:t>
+              <w:t xml:space="preserve">Salesforce </w:t>
+            </w:r>
+            <w:r>
+              <w:rPr>
+                <w:b/>
+              </w:rPr>
+              <w:t>and Microsoft Dynamics</w:t>
+            </w:r>
+            <w:r>
+              <w:rPr>
+                <w:b w:val="0"/>
+              </w:rPr>
+              <w:t xml:space="preserve"> export and import (one pure </w:t>
+            </w:r>
+            <w:r>
+              <w:rPr>
+                <w:rFonts w:ascii="Consolas" w:hAnsi="Consolas"/>
+                <w:b w:val="0"/>
+              </w:rPr>
+              <w:t>crm-files.js</w:t>
+            </w:r>
+            <w:r>
+              <w:rPr>
+                <w:b w:val="0"/>
+              </w:rPr>
+              <w:t xml:space="preserve"> + harness cases); Dynamics .xlsx import; </w:t>
+            </w:r>
+            <w:r>
+              <w:rPr>
+                <w:b/>
+              </w:rPr>
+              <w:t>one currency (8b, D13–D15)</w:t>
+            </w:r>
+            <w:r>
+              <w:rPr>
+                <w:b w:val="0"/>
+              </w:rPr>
+              <w:t xml:space="preserve">; </w:t>
+            </w:r>
+            <w:r>
+              <w:rPr>
+                <w:b/>
+              </w:rPr>
+              <w:t>revenue units check + Decisions (D16)</w:t>
+            </w:r>
+            <w:r>
+              <w:rPr>
+                <w:b w:val="0"/>
+              </w:rPr>
+              <w:t>; live checks (Salesforce dev org; Dynamics header rows or trial, Q10)</w:t>
             </w:r>
           </w:p>
         </w:tc>
@@ -5152,6 +6250,159 @@
           <w:b w:val="0"/>
         </w:rPr>
         <w:t xml:space="preserve">  stops a real data loss. *Proposed.*</w:t>
+      </w:r>
+    </w:p>
+    <w:p>
+      <w:pPr>
+        <w:pStyle w:val="Heading3"/>
+      </w:pPr>
+      <w:r>
+        <w:rPr>
+          <w:b w:val="0"/>
+        </w:rPr>
+        <w:t>Added 2026-10-09 — PROPOSED</w:t>
+      </w:r>
+    </w:p>
+    <w:p>
+      <w:pPr>
+        <w:pStyle w:val="ListBullet"/>
+      </w:pPr>
+      <w:r>
+        <w:rPr>
+          <w:b/>
+        </w:rPr>
+        <w:t>D11</w:t>
+      </w:r>
+      <w:r>
+        <w:rPr>
+          <w:b w:val="0"/>
+        </w:rPr>
+        <w:t xml:space="preserve"> Salesforce and Dynamics share one pure module (</w:t>
+      </w:r>
+      <w:r>
+        <w:rPr>
+          <w:rFonts w:ascii="Consolas" w:hAnsi="Consolas"/>
+          <w:b w:val="0"/>
+        </w:rPr>
+        <w:t>crm-files.js</w:t>
+      </w:r>
+      <w:r>
+        <w:rPr>
+          <w:b w:val="0"/>
+        </w:rPr>
+        <w:t>) with a column table per CRM, instead of</w:t>
+      </w:r>
+    </w:p>
+    <w:p>
+      <w:r>
+        <w:rPr>
+          <w:b w:val="0"/>
+        </w:rPr>
+        <w:t xml:space="preserve">  a </w:t>
+      </w:r>
+      <w:r>
+        <w:rPr>
+          <w:rFonts w:ascii="Consolas" w:hAnsi="Consolas"/>
+          <w:b w:val="0"/>
+        </w:rPr>
+        <w:t>salesforce.js</w:t>
+      </w:r>
+      <w:r>
+        <w:rPr>
+          <w:b w:val="0"/>
+        </w:rPr>
+        <w:t xml:space="preserve"> and a </w:t>
+      </w:r>
+      <w:r>
+        <w:rPr>
+          <w:rFonts w:ascii="Consolas" w:hAnsi="Consolas"/>
+          <w:b w:val="0"/>
+        </w:rPr>
+        <w:t>dynamics.js</w:t>
+      </w:r>
+      <w:r>
+        <w:rPr>
+          <w:b w:val="0"/>
+        </w:rPr>
+        <w:t xml:space="preserve"> with the same logic twice. A third CRM later is one more table.</w:t>
+      </w:r>
+    </w:p>
+    <w:p>
+      <w:pPr>
+        <w:pStyle w:val="ListBullet"/>
+      </w:pPr>
+      <w:r>
+        <w:rPr>
+          <w:b/>
+        </w:rPr>
+        <w:t>D12</w:t>
+      </w:r>
+      <w:r>
+        <w:rPr>
+          <w:b w:val="0"/>
+        </w:rPr>
+        <w:t xml:space="preserve"> The Dynamics import reads its own "Export to Excel" .xlsx directly (no "save as CSV first" step for</w:t>
+      </w:r>
+    </w:p>
+    <w:p>
+      <w:r>
+        <w:rPr>
+          <w:b w:val="0"/>
+        </w:rPr>
+        <w:t xml:space="preserve">  the user).</w:t>
+      </w:r>
+    </w:p>
+    <w:p>
+      <w:pPr>
+        <w:pStyle w:val="ListBullet"/>
+      </w:pPr>
+      <w:r>
+        <w:rPr>
+          <w:b/>
+        </w:rPr>
+        <w:t>D13–D15</w:t>
+      </w:r>
+      <w:r>
+        <w:rPr>
+          <w:b w:val="0"/>
+        </w:rPr>
+        <w:t xml:space="preserve"> One currency: shown and exported in the default currency, an import never guesses (section 8b).</w:t>
+      </w:r>
+    </w:p>
+    <w:p>
+      <w:pPr>
+        <w:pStyle w:val="ListBullet"/>
+      </w:pPr>
+      <w:r>
+        <w:rPr>
+          <w:b/>
+        </w:rPr>
+        <w:t>D16</w:t>
+      </w:r>
+      <w:r>
+        <w:rPr>
+          <w:b w:val="0"/>
+        </w:rPr>
+        <w:t xml:space="preserve"> Revenue written without its unit: checked against the targeting minimum, fixed only through Decisions</w:t>
+      </w:r>
+    </w:p>
+    <w:p>
+      <w:r>
+        <w:rPr>
+          <w:b w:val="0"/>
+        </w:rPr>
+        <w:t xml:space="preserve">  (section 8b). *Agreed 2026-10-09.*</w:t>
+      </w:r>
+    </w:p>
+    <w:p>
+      <w:pPr>
+        <w:pStyle w:val="ListBullet"/>
+      </w:pPr>
+      <w:r>
+        <w:rPr>
+          <w:b w:val="0"/>
+        </w:rPr>
+        <w:t>*D11–D15 agreed 2026-10-09 (Boaz: Dynamics 365 Sales, same step as Salesforce, currency as proposed).*</w:t>
       </w:r>
     </w:p>
     <w:sectPr>

--- a/EXPORT_IMPORT_DESIGN.docx
+++ b/EXPORT_IMPORT_DESIGN.docx
@@ -4278,6 +4278,285 @@
     </w:p>
     <w:p>
       <w:pPr>
+        <w:pStyle w:val="ListBullet"/>
+      </w:pPr>
+      <w:r>
+        <w:rPr>
+          <w:b/>
+        </w:rPr>
+        <w:t>Salesforce's own sample files (Boaz, 2026-10-09)</w:t>
+      </w:r>
+      <w:r>
+        <w:rPr>
+          <w:b w:val="0"/>
+        </w:rPr>
+        <w:t xml:space="preserve"> fix the column titles. The export writes exactly these,</w:t>
+      </w:r>
+    </w:p>
+    <w:p>
+      <w:r>
+        <w:rPr>
+          <w:b w:val="0"/>
+        </w:rPr>
+        <w:t xml:space="preserve">  in this order, so the Data Import Wizard maps every column by itself; columns SalesTeam has no value for stay</w:t>
+      </w:r>
+    </w:p>
+    <w:p>
+      <w:r>
+        <w:rPr>
+          <w:b w:val="0"/>
+        </w:rPr>
+        <w:t xml:space="preserve">  empty. *Agreed 2026-10-09 (Boaz: all four - Type, revenue currency, Lead Source, Consent Status):*</w:t>
+      </w:r>
+    </w:p>
+    <w:p>
+      <w:r>
+        <w:rPr>
+          <w:b w:val="0"/>
+        </w:rPr>
+        <w:t xml:space="preserve">  - </w:t>
+      </w:r>
+      <w:r>
+        <w:rPr>
+          <w:b/>
+        </w:rPr>
+        <w:t>Accounts:</w:t>
+      </w:r>
+      <w:r>
+        <w:rPr>
+          <w:b w:val="0"/>
+        </w:rPr>
+        <w:t xml:space="preserve"> Account Name, Annual Revenue, Billing Street, Billing City, Billing State/Province, Billing</w:t>
+      </w:r>
+    </w:p>
+    <w:p>
+      <w:r>
+        <w:rPr>
+          <w:b w:val="0"/>
+        </w:rPr>
+        <w:t xml:space="preserve">    Zip/Postal Code, Billing Country, Description, Employees, Fax, Industry, Phone, Shipping Street, Shipping City,</w:t>
+      </w:r>
+    </w:p>
+    <w:p>
+      <w:r>
+        <w:rPr>
+          <w:b w:val="0"/>
+        </w:rPr>
+        <w:t xml:space="preserve">    Shipping State/Province, Shipping Zip/Postal Code, Shipping Country, Type, Website.</w:t>
+      </w:r>
+    </w:p>
+    <w:p>
+      <w:r>
+        <w:rPr>
+          <w:b w:val="0"/>
+        </w:rPr>
+        <w:t xml:space="preserve">    - </w:t>
+      </w:r>
+      <w:r>
+        <w:rPr>
+          <w:b/>
+        </w:rPr>
+        <w:t>Type is the relationship, not Public/Private</w:t>
+      </w:r>
+      <w:r>
+        <w:rPr>
+          <w:b w:val="0"/>
+        </w:rPr>
+        <w:t xml:space="preserve"> (the samples hold Customer / Reseller - Salesforce's</w:t>
+      </w:r>
+    </w:p>
+    <w:p>
+      <w:r>
+        <w:rPr>
+          <w:b w:val="0"/>
+        </w:rPr>
+        <w:t xml:space="preserve">      Account Type list): customer -&gt; Customer, partner -&gt; Partner, everyone else -&gt; Prospect. Public/private goes</w:t>
+      </w:r>
+    </w:p>
+    <w:p>
+      <w:r>
+        <w:rPr>
+          <w:b w:val="0"/>
+        </w:rPr>
+        <w:t xml:space="preserve">      into Description with the priority, LinkedIn page and SalesTeam id.</w:t>
+      </w:r>
+    </w:p>
+    <w:p>
+      <w:r>
+        <w:rPr>
+          <w:b w:val="0"/>
+        </w:rPr>
+        <w:t xml:space="preserve">    - Billing address from the registry address where there is one, else the HQ city and country. Shipping, Phone</w:t>
+      </w:r>
+    </w:p>
+    <w:p>
+      <w:r>
+        <w:rPr>
+          <w:b w:val="0"/>
+        </w:rPr>
+        <w:t xml:space="preserve">      and Fax stay empty.</w:t>
+      </w:r>
+    </w:p>
+    <w:p>
+      <w:r>
+        <w:rPr>
+          <w:b w:val="0"/>
+        </w:rPr>
+        <w:t xml:space="preserve">    - </w:t>
+      </w:r>
+      <w:r>
+        <w:rPr>
+          <w:b/>
+        </w:rPr>
+        <w:t>Annual Revenue is a plain number with no currency in its title</w:t>
+      </w:r>
+      <w:r>
+        <w:rPr>
+          <w:b w:val="0"/>
+        </w:rPr>
+        <w:t xml:space="preserve"> (the wizard would not map</w:t>
+      </w:r>
+    </w:p>
+    <w:p>
+      <w:r>
+        <w:rPr>
+          <w:b w:val="0"/>
+        </w:rPr>
+        <w:t xml:space="preserve">      "Annual Revenue (USD)" by itself), so the export pop-up names the currency (D14), and an import of such a</w:t>
+      </w:r>
+    </w:p>
+    <w:p>
+      <w:r>
+        <w:rPr>
+          <w:b w:val="0"/>
+        </w:rPr>
+        <w:t xml:space="preserve">      file asks for it (D15 case 3).</w:t>
+      </w:r>
+    </w:p>
+    <w:p>
+      <w:r>
+        <w:rPr>
+          <w:b w:val="0"/>
+        </w:rPr>
+        <w:t xml:space="preserve">  - </w:t>
+      </w:r>
+      <w:r>
+        <w:rPr>
+          <w:b/>
+        </w:rPr>
+        <w:t>Contacts:</w:t>
+      </w:r>
+      <w:r>
+        <w:rPr>
+          <w:b w:val="0"/>
+        </w:rPr>
+        <w:t xml:space="preserve"> First Name, Last Name, Email, Phone, Title, Account Name, Mailing Street, Mailing City, Mailing</w:t>
+      </w:r>
+    </w:p>
+    <w:p>
+      <w:r>
+        <w:rPr>
+          <w:b w:val="0"/>
+        </w:rPr>
+        <w:t xml:space="preserve">    State/Province, Mailing Zip/Postal Code, Mailing Country, Lead Source, Consent Status, plus </w:t>
+      </w:r>
+      <w:r>
+        <w:rPr>
+          <w:b/>
+        </w:rPr>
+        <w:t>Description</w:t>
+      </w:r>
+    </w:p>
+    <w:p>
+      <w:r>
+        <w:rPr>
+          <w:b w:val="0"/>
+        </w:rPr>
+        <w:t xml:space="preserve">    (the LinkedIn profile; the wizard maps it by name).</w:t>
+      </w:r>
+    </w:p>
+    <w:p>
+      <w:r>
+        <w:rPr>
+          <w:b w:val="0"/>
+        </w:rPr>
+        <w:t xml:space="preserve">    - Account Name exactly as in the accounts file, so the wizard links each contact to its account.</w:t>
+      </w:r>
+    </w:p>
+    <w:p>
+      <w:r>
+        <w:rPr>
+          <w:b w:val="0"/>
+        </w:rPr>
+        <w:t xml:space="preserve">    - </w:t>
+      </w:r>
+      <w:r>
+        <w:rPr>
+          <w:b/>
+        </w:rPr>
+        <w:t>Lead Source "Other"</w:t>
+      </w:r>
+      <w:r>
+        <w:rPr>
+          <w:b w:val="0"/>
+        </w:rPr>
+        <w:t>, not "Social": the standard list has no LinkedIn value, and "Other" exists in every</w:t>
+      </w:r>
+    </w:p>
+    <w:p>
+      <w:r>
+        <w:rPr>
+          <w:b w:val="0"/>
+        </w:rPr>
+        <w:t xml:space="preserve">      org.</w:t>
+      </w:r>
+    </w:p>
+    <w:p>
+      <w:r>
+        <w:rPr>
+          <w:b w:val="0"/>
+        </w:rPr>
+        <w:t xml:space="preserve">    - </w:t>
+      </w:r>
+      <w:r>
+        <w:rPr>
+          <w:b/>
+        </w:rPr>
+        <w:t>Consent Status always empty</w:t>
+      </w:r>
+      <w:r>
+        <w:rPr>
+          <w:b w:val="0"/>
+        </w:rPr>
+        <w:t>: SalesTeam never knows whether a person agreed to marketing, and must not</w:t>
+      </w:r>
+    </w:p>
+    <w:p>
+      <w:r>
+        <w:rPr>
+          <w:b w:val="0"/>
+        </w:rPr>
+        <w:t xml:space="preserve">      claim it.</w:t>
+      </w:r>
+    </w:p>
+    <w:p>
+      <w:r>
+        <w:rPr>
+          <w:b w:val="0"/>
+        </w:rPr>
+        <w:t xml:space="preserve">  - Import reads the same titles (and the API names above), so a file exported from Salesforce in this shape comes</w:t>
+      </w:r>
+    </w:p>
+    <w:p>
+      <w:r>
+        <w:rPr>
+          <w:b w:val="0"/>
+        </w:rPr>
+        <w:t xml:space="preserve">    back in as it went out.</w:t>
+      </w:r>
+    </w:p>
+    <w:p>
+      <w:pPr>
         <w:pStyle w:val="Heading2"/>
       </w:pPr>
       <w:r>
@@ -5315,6 +5594,176 @@
           <w:b w:val="0"/>
         </w:rPr>
         <w:t xml:space="preserve"> as well.</w:t>
+      </w:r>
+    </w:p>
+    <w:p>
+      <w:r>
+        <w:rPr>
+          <w:b w:val="0"/>
+        </w:rPr>
+        <w:t xml:space="preserve">  - </w:t>
+      </w:r>
+      <w:r>
+        <w:rPr>
+          <w:b/>
+        </w:rPr>
+        <w:t>Built in 1.2.2.14.</w:t>
+      </w:r>
+      <w:r>
+        <w:rPr>
+          <w:b w:val="0"/>
+        </w:rPr>
+        <w:t xml:space="preserve"> Pure </w:t>
+      </w:r>
+      <w:r>
+        <w:rPr>
+          <w:rFonts w:ascii="Consolas" w:hAnsi="Consolas"/>
+          <w:b w:val="0"/>
+        </w:rPr>
+        <w:t>revenueUnitsCheck</w:t>
+      </w:r>
+      <w:r>
+        <w:rPr>
+          <w:b w:val="0"/>
+        </w:rPr>
+        <w:t xml:space="preserve"> and </w:t>
+      </w:r>
+      <w:r>
+        <w:rPr>
+          <w:rFonts w:ascii="Consolas" w:hAnsi="Consolas"/>
+          <w:b w:val="0"/>
+        </w:rPr>
+        <w:t>targetingMinimum</w:t>
+      </w:r>
+      <w:r>
+        <w:rPr>
+          <w:b w:val="0"/>
+        </w:rPr>
+        <w:t xml:space="preserve"> in value-normalize.js (local revenue is</w:t>
+      </w:r>
+    </w:p>
+    <w:p>
+      <w:r>
+        <w:rPr>
+          <w:b w:val="0"/>
+        </w:rPr>
+        <w:t xml:space="preserve">    judged only against a real local headcount). Decisions kind "Revenue without its unit", one card per value, from</w:t>
+      </w:r>
+    </w:p>
+    <w:p>
+      <w:r>
+        <w:rPr>
+          <w:b w:val="0"/>
+        </w:rPr>
+        <w:t xml:space="preserve">    three places: a stored value (</w:t>
+      </w:r>
+      <w:r>
+        <w:rPr>
+          <w:b/>
+        </w:rPr>
+        <w:t>Correct it</w:t>
+      </w:r>
+      <w:r>
+        <w:rPr>
+          <w:b w:val="0"/>
+        </w:rPr>
+        <w:t xml:space="preserve"> / </w:t>
+      </w:r>
+      <w:r>
+        <w:rPr>
+          <w:b/>
+        </w:rPr>
+        <w:t>Keep</w:t>
+      </w:r>
+      <w:r>
+        <w:rPr>
+          <w:b w:val="0"/>
+        </w:rPr>
+        <w:t xml:space="preserve"> - Keep remembers the value), a web finding for an empty</w:t>
+      </w:r>
+    </w:p>
+    <w:p>
+      <w:r>
+        <w:rPr>
+          <w:b w:val="0"/>
+        </w:rPr>
+        <w:t xml:space="preserve">    field and an import (</w:t>
+      </w:r>
+      <w:r>
+        <w:rPr>
+          <w:b/>
+        </w:rPr>
+        <w:t>Correct it</w:t>
+      </w:r>
+      <w:r>
+        <w:rPr>
+          <w:b w:val="0"/>
+        </w:rPr>
+        <w:t xml:space="preserve"> / </w:t>
+      </w:r>
+      <w:r>
+        <w:rPr>
+          <w:b/>
+        </w:rPr>
+        <w:t>Don't use it</w:t>
+      </w:r>
+      <w:r>
+        <w:rPr>
+          <w:b w:val="0"/>
+        </w:rPr>
+        <w:t xml:space="preserve">); </w:t>
+      </w:r>
+      <w:r>
+        <w:rPr>
+          <w:b/>
+        </w:rPr>
+        <w:t>Remove account</w:t>
+      </w:r>
+      <w:r>
+        <w:rPr>
+          <w:b w:val="0"/>
+        </w:rPr>
+        <w:t xml:space="preserve"> only when the real headcount is below</w:t>
+      </w:r>
+    </w:p>
+    <w:p>
+      <w:r>
+        <w:rPr>
+          <w:b w:val="0"/>
+        </w:rPr>
+        <w:t xml:space="preserve">    the targeting minimum, and no unit is suggested when the value is credible for that headcount (HT5 AG).</w:t>
+      </w:r>
+    </w:p>
+    <w:p>
+      <w:r>
+        <w:rPr>
+          <w:b w:val="0"/>
+        </w:rPr>
+        <w:t xml:space="preserve">    "Also for the others" groups cards with the same origin and unit. Web fills (pipeline, bulk research, automatic</w:t>
+      </w:r>
+    </w:p>
+    <w:p>
+      <w:r>
+        <w:rPr>
+          <w:b w:val="0"/>
+        </w:rPr>
+        <w:t xml:space="preserve">    resolve) and imports hold such a value and its currency back. A hand edit is not blocked: a value typed without</w:t>
+      </w:r>
+    </w:p>
+    <w:p>
+      <w:r>
+        <w:rPr>
+          <w:b w:val="0"/>
+        </w:rPr>
+        <w:t xml:space="preserve">    its unit shows up as a card right after Save. Checked against the 9 Oct export: exactly the 7 accounts + HT5 AG</w:t>
+      </w:r>
+    </w:p>
+    <w:p>
+      <w:r>
+        <w:rPr>
+          <w:b w:val="0"/>
+        </w:rPr>
+        <w:t xml:space="preserve">    of 570 are flagged.</w:t>
       </w:r>
     </w:p>
     <w:p>

--- a/EXPORT_IMPORT_DESIGN.docx
+++ b/EXPORT_IMPORT_DESIGN.docx
@@ -5345,6 +5345,82 @@
           <w:b w:val="0"/>
         </w:rPr>
         <w:t xml:space="preserve"> in csv-import.js), with harness cases.</w:t>
+      </w:r>
+    </w:p>
+    <w:p>
+      <w:r>
+        <w:rPr>
+          <w:b w:val="0"/>
+        </w:rPr>
+        <w:t xml:space="preserve">  - </w:t>
+      </w:r>
+      <w:r>
+        <w:rPr>
+          <w:b/>
+        </w:rPr>
+        <w:t>Built in 1.2.2.15.</w:t>
+      </w:r>
+      <w:r>
+        <w:rPr>
+          <w:b w:val="0"/>
+        </w:rPr>
+        <w:t xml:space="preserve"> Table cells, sorting, text filters and the account page show the default currency, the</w:t>
+      </w:r>
+    </w:p>
+    <w:p>
+      <w:r>
+        <w:rPr>
+          <w:b w:val="0"/>
+        </w:rPr>
+        <w:t xml:space="preserve">    original in the tooltip (account page: "(from … CHF)"); a local revenue without its own currency is in the global</w:t>
+      </w:r>
+    </w:p>
+    <w:p>
+      <w:r>
+        <w:rPr>
+          <w:b w:val="0"/>
+        </w:rPr>
+        <w:t xml:space="preserve">    one. SalesTeam CSV titles "Global Revenue (USD)" / "Local Revenue (USD)" without the "… Currency" columns; the</w:t>
+      </w:r>
+    </w:p>
+    <w:p>
+      <w:r>
+        <w:rPr>
+          <w:b w:val="0"/>
+        </w:rPr>
+        <w:t xml:space="preserve">    HubSpot file keeps the title "Annual Revenue" (HubSpot maps it by that exact name) and the export pop-up says</w:t>
+      </w:r>
+    </w:p>
+    <w:p>
+      <w:r>
+        <w:rPr>
+          <w:b w:val="0"/>
+        </w:rPr>
+        <w:t xml:space="preserve">    "Annual Revenue is in USD". The currency question is its own small pop-up right after the file is read (before</w:t>
+      </w:r>
+    </w:p>
+    <w:p>
+      <w:r>
+        <w:rPr>
+          <w:b w:val="0"/>
+        </w:rPr>
+        <w:t xml:space="preserve">    the check-first summary), so the plausibility warning shows as soon as a currency is picked; it is asked for the</w:t>
+      </w:r>
+    </w:p>
+    <w:p>
+      <w:r>
+        <w:rPr>
+          <w:b w:val="0"/>
+        </w:rPr>
+        <w:t xml:space="preserve">    research workbook too, and not for a value that names its currency ("CHF 102m"). The Import window's dropdown</w:t>
+      </w:r>
+    </w:p>
+    <w:p>
+      <w:r>
+        <w:rPr>
+          <w:b w:val="0"/>
+        </w:rPr>
+        <w:t xml:space="preserve">    is gone.</w:t>
       </w:r>
     </w:p>
     <w:p>

--- a/EXPORT_IMPORT_DESIGN.docx
+++ b/EXPORT_IMPORT_DESIGN.docx
@@ -4553,6 +4553,224 @@
           <w:b w:val="0"/>
         </w:rPr>
         <w:t xml:space="preserve">    back in as it went out.</w:t>
+      </w:r>
+    </w:p>
+    <w:p>
+      <w:pPr>
+        <w:pStyle w:val="ListBullet"/>
+      </w:pPr>
+      <w:r>
+        <w:rPr>
+          <w:b/>
+        </w:rPr>
+        <w:t>Built in 1.2.2.16</w:t>
+      </w:r>
+      <w:r>
+        <w:rPr>
+          <w:b w:val="0"/>
+        </w:rPr>
+        <w:t xml:space="preserve"> (pure </w:t>
+      </w:r>
+      <w:r>
+        <w:rPr>
+          <w:rFonts w:ascii="Consolas" w:hAnsi="Consolas"/>
+          <w:b w:val="0"/>
+        </w:rPr>
+        <w:t>crm-files.js</w:t>
+      </w:r>
+      <w:r>
+        <w:rPr>
+          <w:b w:val="0"/>
+        </w:rPr>
+        <w:t>, one column table per CRM - Dynamics adds its own table once the header</w:t>
+      </w:r>
+    </w:p>
+    <w:p>
+      <w:r>
+        <w:rPr>
+          <w:b w:val="0"/>
+        </w:rPr>
+        <w:t xml:space="preserve">  rows are in). Export… and Import… offer Salesforce; files </w:t>
+      </w:r>
+      <w:r>
+        <w:rPr>
+          <w:rFonts w:ascii="Consolas" w:hAnsi="Consolas"/>
+          <w:b w:val="0"/>
+        </w:rPr>
+        <w:t>SalesTeam-Salesforce-accounts/contacts-&lt;stamp&gt;.csv</w:t>
+      </w:r>
+      <w:r>
+        <w:rPr>
+          <w:b w:val="0"/>
+        </w:rPr>
+        <w:t>.</w:t>
+      </w:r>
+    </w:p>
+    <w:p>
+      <w:r>
+        <w:rPr>
+          <w:b w:val="0"/>
+        </w:rPr>
+        <w:t xml:space="preserve">  - </w:t>
+      </w:r>
+      <w:r>
+        <w:rPr>
+          <w:b/>
+        </w:rPr>
+        <w:t>Description holds "Label: value" lines</w:t>
+      </w:r>
+      <w:r>
+        <w:rPr>
+          <w:b w:val="0"/>
+        </w:rPr>
+        <w:t xml:space="preserve"> - priority (with score), company type, LinkedIn page, HQ city, HQ</w:t>
+      </w:r>
+    </w:p>
+    <w:p>
+      <w:r>
+        <w:rPr>
+          <w:b w:val="0"/>
+        </w:rPr>
+        <w:t xml:space="preserve">    country, registry address, </w:t>
+      </w:r>
+      <w:r>
+        <w:rPr>
+          <w:rFonts w:ascii="Consolas" w:hAnsi="Consolas"/>
+          <w:b w:val="0"/>
+        </w:rPr>
+        <w:t>SalesTeam id</w:t>
+      </w:r>
+      <w:r>
+        <w:rPr>
+          <w:b w:val="0"/>
+        </w:rPr>
+        <w:t xml:space="preserve"> (contacts: LinkedIn profile, id) - and Import reads them back. A file</w:t>
+      </w:r>
+    </w:p>
+    <w:p>
+      <w:r>
+        <w:rPr>
+          <w:b w:val="0"/>
+        </w:rPr>
+        <w:t xml:space="preserve">    whose Description carries </w:t>
+      </w:r>
+      <w:r>
+        <w:rPr>
+          <w:rFonts w:ascii="Consolas" w:hAnsi="Consolas"/>
+          <w:b w:val="0"/>
+        </w:rPr>
+        <w:t>SalesTeam id</w:t>
+      </w:r>
+      <w:r>
+        <w:rPr>
+          <w:b w:val="0"/>
+        </w:rPr>
+        <w:t xml:space="preserve"> is SalesTeam's own: its Billing columns were worked out from those lines</w:t>
+      </w:r>
+    </w:p>
+    <w:p>
+      <w:r>
+        <w:rPr>
+          <w:b w:val="0"/>
+        </w:rPr>
+        <w:t xml:space="preserve">    and are not read again, so the HQ round-trips exactly. A Salesforce org's own file: Billing City / Country are read</w:t>
+      </w:r>
+    </w:p>
+    <w:p>
+      <w:r>
+        <w:rPr>
+          <w:b w:val="0"/>
+        </w:rPr>
+        <w:t xml:space="preserve">    as the HQ city / country.</w:t>
+      </w:r>
+    </w:p>
+    <w:p>
+      <w:r>
+        <w:rPr>
+          <w:b w:val="0"/>
+        </w:rPr>
+        <w:t xml:space="preserve">  - </w:t>
+      </w:r>
+      <w:r>
+        <w:rPr>
+          <w:b/>
+        </w:rPr>
+        <w:t>Billing address:</w:t>
+      </w:r>
+      <w:r>
+        <w:rPr>
+          <w:b w:val="0"/>
+        </w:rPr>
+        <w:t xml:space="preserve"> a registry address of the form "street, ZIP city[, state][, country]" is split into the</w:t>
+      </w:r>
+    </w:p>
+    <w:p>
+      <w:r>
+        <w:rPr>
+          <w:b w:val="0"/>
+        </w:rPr>
+        <w:t xml:space="preserve">    Billing columns; its country is the one the address names, else Setup's single target country, else the HQ</w:t>
+      </w:r>
+    </w:p>
+    <w:p>
+      <w:r>
+        <w:rPr>
+          <w:b w:val="0"/>
+        </w:rPr>
+        <w:t xml:space="preserve">    country when the HQ is in the same city, else empty (about 100 accounts hold a Swiss registry address under a</w:t>
+      </w:r>
+    </w:p>
+    <w:p>
+      <w:r>
+        <w:rPr>
+          <w:b w:val="0"/>
+        </w:rPr>
+        <w:t xml:space="preserve">    foreign HQ - a French Billing Country under a Winterthur street would be wrong). An address in no such shape</w:t>
+      </w:r>
+    </w:p>
+    <w:p>
+      <w:r>
+        <w:rPr>
+          <w:b w:val="0"/>
+        </w:rPr>
+        <w:t xml:space="preserve">    leaves Billing Street empty and uses the HQ city and country.</w:t>
+      </w:r>
+    </w:p>
+    <w:p>
+      <w:r>
+        <w:rPr>
+          <w:b w:val="0"/>
+        </w:rPr>
+        <w:t xml:space="preserve">  - Record ids ("Account ID" / "Contact ID" / "Id") become </w:t>
+      </w:r>
+      <w:r>
+        <w:rPr>
+          <w:rFonts w:ascii="Consolas" w:hAnsi="Consolas"/>
+          <w:b w:val="0"/>
+        </w:rPr>
+        <w:t>SF-&lt;id&gt;</w:t>
+      </w:r>
+      <w:r>
+        <w:rPr>
+          <w:b w:val="0"/>
+        </w:rPr>
+        <w:t>; a revenue that names its currency ("USD 1,500,000")</w:t>
+      </w:r>
+    </w:p>
+    <w:p>
+      <w:r>
+        <w:rPr>
+          <w:b w:val="0"/>
+        </w:rPr>
+        <w:t xml:space="preserve">    keeps it, a plain number is asked for (D15 case 3). Industry is written as free text - still to be checked</w:t>
+      </w:r>
+    </w:p>
+    <w:p>
+      <w:r>
+        <w:rPr>
+          <w:b w:val="0"/>
+        </w:rPr>
+        <w:t xml:space="preserve">    against a real org's picklist.</w:t>
       </w:r>
     </w:p>
     <w:p>

--- a/EXPORT_IMPORT_DESIGN.docx
+++ b/EXPORT_IMPORT_DESIGN.docx
@@ -4771,6 +4771,138 @@
           <w:b w:val="0"/>
         </w:rPr>
         <w:t xml:space="preserve">    against a real org's picklist.</w:t>
+      </w:r>
+    </w:p>
+    <w:p>
+      <w:pPr>
+        <w:pStyle w:val="ListBullet"/>
+      </w:pPr>
+      <w:r>
+        <w:rPr>
+          <w:b/>
+        </w:rPr>
+        <w:t>First real import (Salesforce Starter trial, 2026-10-10):</w:t>
+      </w:r>
+      <w:r>
+        <w:rPr>
+          <w:b w:val="0"/>
+        </w:rPr>
+        <w:t xml:space="preserve"> 559 of 569 added, 1 skipped, 9 refused. Industry as</w:t>
+      </w:r>
+    </w:p>
+    <w:p>
+      <w:r>
+        <w:rPr>
+          <w:b w:val="0"/>
+        </w:rPr>
+        <w:t xml:space="preserve">  free text was accepted. Fixed in 1.2.2.17: Employees and Annual Revenue are written as whole numbers (six refusals</w:t>
+      </w:r>
+    </w:p>
+    <w:p>
+      <w:r>
+        <w:rPr>
+          <w:b w:val="0"/>
+        </w:rPr>
+        <w:t xml:space="preserve">  for values such as 72.8); Billing State is never written (a canton "VD" is refused for Switzerland when the org's</w:t>
+      </w:r>
+    </w:p>
+    <w:p>
+      <w:r>
+        <w:rPr>
+          <w:b w:val="0"/>
+        </w:rPr>
+        <w:t xml:space="preserve">  state and country lists are on); a city is one city, cut at ";" or "(" and at most 40 characters (PepsiCo's 63-character</w:t>
+      </w:r>
+    </w:p>
+    <w:p>
+      <w:r>
+        <w:rPr>
+          <w:b w:val="0"/>
+        </w:rPr>
+        <w:t xml:space="preserve">  HQ text) - the full text stays in Description; every column is cut to Salesforce's length limit. The other two</w:t>
+      </w:r>
+    </w:p>
+    <w:p>
+      <w:r>
+        <w:rPr>
+          <w:b w:val="0"/>
+        </w:rPr>
+        <w:t xml:space="preserve">  (Luzerner Kantonsspital, Novartis Pharma Schweiz) were Salesforce's own duplicate rule matching another account -</w:t>
+      </w:r>
+    </w:p>
+    <w:p>
+      <w:r>
+        <w:rPr>
+          <w:b w:val="0"/>
+        </w:rPr>
+        <w:t xml:space="preserve">  an org setting, not a file error.</w:t>
+      </w:r>
+    </w:p>
+    <w:p>
+      <w:pPr>
+        <w:pStyle w:val="ListBullet"/>
+      </w:pPr>
+      <w:r>
+        <w:rPr>
+          <w:b/>
+        </w:rPr>
+        <w:t>Headcount stored as a whole number (Boaz, 2026-10-10).</w:t>
+      </w:r>
+      <w:r>
+        <w:rPr>
+          <w:b w:val="0"/>
+        </w:rPr>
+        <w:t xml:space="preserve"> The six refused Employees values were full-time</w:t>
+      </w:r>
+    </w:p>
+    <w:p>
+      <w:r>
+        <w:rPr>
+          <w:b w:val="0"/>
+        </w:rPr>
+        <w:t xml:space="preserve">  equivalents from annual reports (Swiss National Bank 941.2). Since 1.2.2.17 every way in rounds them before they are</w:t>
+      </w:r>
+    </w:p>
+    <w:p>
+      <w:r>
+        <w:rPr>
+          <w:b w:val="0"/>
+        </w:rPr>
+        <w:t xml:space="preserve">  stored - web findings, imports, hand edits (</w:t>
+      </w:r>
+      <w:r>
+        <w:rPr>
+          <w:rFonts w:ascii="Consolas" w:hAnsi="Consolas"/>
+          <w:b w:val="0"/>
+        </w:rPr>
+        <w:t>wholeEmployees</w:t>
+      </w:r>
+      <w:r>
+        <w:rPr>
+          <w:b w:val="0"/>
+        </w:rPr>
+        <w:t xml:space="preserve">, value-normalize.js) - and </w:t>
+      </w:r>
+      <w:r>
+        <w:rPr>
+          <w:rFonts w:ascii="Consolas" w:hAnsi="Consolas"/>
+          <w:b w:val="0"/>
+        </w:rPr>
+        <w:t>repairEmployeeDecimals</w:t>
+      </w:r>
+      <w:r>
+        <w:rPr>
+          <w:b w:val="0"/>
+        </w:rPr>
+        <w:t xml:space="preserve"> rounds</w:t>
+      </w:r>
+    </w:p>
+    <w:p>
+      <w:r>
+        <w:rPr>
+          <w:b w:val="0"/>
+        </w:rPr>
+        <w:t xml:space="preserve">  what was stored before, once, on the update (workbook rows, overrides, open import differences; one Activity Log line).</w:t>
       </w:r>
     </w:p>
     <w:p>

--- a/EXPORT_IMPORT_DESIGN.docx
+++ b/EXPORT_IMPORT_DESIGN.docx
@@ -4913,7 +4913,847 @@
         <w:rPr>
           <w:b w:val="0"/>
         </w:rPr>
-        <w:t>8a. Microsoft Dynamics 365 Sales (R10) — PROPOSED</w:t>
+        <w:t>8a. Microsoft Dynamics 365 Sales (R10) — BUILT in 1.2.2.19, import checked with real files in 1.2.2.20, export check open</w:t>
+      </w:r>
+    </w:p>
+    <w:p>
+      <w:pPr>
+        <w:pStyle w:val="ListBullet"/>
+      </w:pPr>
+      <w:r>
+        <w:rPr>
+          <w:b/>
+        </w:rPr>
+        <w:t>Built in 1.2.2.19 (2026-10-10)</w:t>
+      </w:r>
+      <w:r>
+        <w:rPr>
+          <w:b w:val="0"/>
+        </w:rPr>
+        <w:t xml:space="preserve"> without the header rows of a real export (Q10 - they had not arrived): the column</w:t>
+      </w:r>
+    </w:p>
+    <w:p>
+      <w:r>
+        <w:rPr>
+          <w:b w:val="0"/>
+        </w:rPr>
+        <w:t xml:space="preserve">  table in </w:t>
+      </w:r>
+      <w:r>
+        <w:rPr>
+          <w:rFonts w:ascii="Consolas" w:hAnsi="Consolas"/>
+          <w:b w:val="0"/>
+        </w:rPr>
+        <w:t>crm-files.js</w:t>
+      </w:r>
+      <w:r>
+        <w:rPr>
+          <w:b w:val="0"/>
+        </w:rPr>
+        <w:t xml:space="preserve"> holds the display names and field names of Dynamics 365 Sales' standard columns, from</w:t>
+      </w:r>
+    </w:p>
+    <w:p>
+      <w:r>
+        <w:rPr>
+          <w:b w:val="0"/>
+        </w:rPr>
+        <w:t xml:space="preserve">  Microsoft's documentation. What differs from the proposal below:</w:t>
+      </w:r>
+    </w:p>
+    <w:p>
+      <w:r>
+        <w:rPr>
+          <w:b w:val="0"/>
+        </w:rPr>
+        <w:t xml:space="preserve">  - </w:t>
+      </w:r>
+      <w:r>
+        <w:rPr>
+          <w:b/>
+        </w:rPr>
+        <w:t>Accounts written:</w:t>
+      </w:r>
+      <w:r>
+        <w:rPr>
+          <w:b w:val="0"/>
+        </w:rPr>
+        <w:t xml:space="preserve"> Account Name, Website, Relationship Type, Number of Employees, Annual Revenue, Address 1:</w:t>
+      </w:r>
+    </w:p>
+    <w:p>
+      <w:r>
+        <w:rPr>
+          <w:b w:val="0"/>
+        </w:rPr>
+        <w:t xml:space="preserve">    Street 1, Address 1: City, Address 1: ZIP/Postal Code, Address 1: Country/Region, Description. The address comes</w:t>
+      </w:r>
+    </w:p>
+    <w:p>
+      <w:r>
+        <w:rPr>
+          <w:b w:val="0"/>
+        </w:rPr>
+        <w:t xml:space="preserve">    from the registry address, as for Salesforce. </w:t>
+      </w:r>
+      <w:r>
+        <w:rPr>
+          <w:b/>
+        </w:rPr>
+        <w:t>Relationship Type</w:t>
+      </w:r>
+      <w:r>
+        <w:rPr>
+          <w:b w:val="0"/>
+        </w:rPr>
+        <w:t xml:space="preserve"> is Customer / Partner / Prospect.</w:t>
+      </w:r>
+    </w:p>
+    <w:p>
+      <w:r>
+        <w:rPr>
+          <w:b w:val="0"/>
+        </w:rPr>
+        <w:t xml:space="preserve">  - </w:t>
+      </w:r>
+      <w:r>
+        <w:rPr>
+          <w:b/>
+        </w:rPr>
+        <w:t>Industry is not written as a column.</w:t>
+      </w:r>
+      <w:r>
+        <w:rPr>
+          <w:b w:val="0"/>
+        </w:rPr>
+        <w:t xml:space="preserve"> It is an option set, and a value outside it stops the row, so the</w:t>
+      </w:r>
+    </w:p>
+    <w:p>
+      <w:r>
+        <w:rPr>
+          <w:b w:val="0"/>
+        </w:rPr>
+        <w:t xml:space="preserve">    industry goes into Description ("Industry: …") and is read back from there. An organisation's own file has its</w:t>
+      </w:r>
+    </w:p>
+    <w:p>
+      <w:r>
+        <w:rPr>
+          <w:b w:val="0"/>
+        </w:rPr>
+        <w:t xml:space="preserve">    Industry column read.</w:t>
+      </w:r>
+    </w:p>
+    <w:p>
+      <w:r>
+        <w:rPr>
+          <w:b w:val="0"/>
+        </w:rPr>
+        <w:t xml:space="preserve">  - </w:t>
+      </w:r>
+      <w:r>
+        <w:rPr>
+          <w:b/>
+        </w:rPr>
+        <w:t>Contacts written:</w:t>
+      </w:r>
+      <w:r>
+        <w:rPr>
+          <w:b w:val="0"/>
+        </w:rPr>
+        <w:t xml:space="preserve"> First Name, Last Name, Job Title, Email, Business Phone, Company Name, Address 1: City,</w:t>
+      </w:r>
+    </w:p>
+    <w:p>
+      <w:r>
+        <w:rPr>
+          <w:b w:val="0"/>
+        </w:rPr>
+        <w:t xml:space="preserve">    Address 1: Country/Region, Description.</w:t>
+      </w:r>
+    </w:p>
+    <w:p>
+      <w:r>
+        <w:rPr>
+          <w:b w:val="0"/>
+        </w:rPr>
+        <w:t xml:space="preserve">  - </w:t>
+      </w:r>
+      <w:r>
+        <w:rPr>
+          <w:b/>
+        </w:rPr>
+        <w:t>No Currency column is written</w:t>
+      </w:r>
+      <w:r>
+        <w:rPr>
+          <w:b w:val="0"/>
+        </w:rPr>
+        <w:t xml:space="preserve"> (it is a lookup by the currency's name in the organisation); the export pop-up</w:t>
+      </w:r>
+    </w:p>
+    <w:p>
+      <w:r>
+        <w:rPr>
+          <w:b w:val="0"/>
+        </w:rPr>
+        <w:t xml:space="preserve">    names the currency, as for Salesforce. On import a Currency column is read by code or by name ("Swiss Franc"); a</w:t>
+      </w:r>
+    </w:p>
+    <w:p>
+      <w:r>
+        <w:rPr>
+          <w:b w:val="0"/>
+        </w:rPr>
+        <w:t xml:space="preserve">    name SalesTeam does not know leaves the question open (D15 case 3).</w:t>
+      </w:r>
+    </w:p>
+    <w:p>
+      <w:r>
+        <w:rPr>
+          <w:b w:val="0"/>
+        </w:rPr>
+        <w:t xml:space="preserve">  - </w:t>
+      </w:r>
+      <w:r>
+        <w:rPr>
+          <w:b/>
+        </w:rPr>
+        <w:t>"(Do Not Modify) Account" / "… Contact"</w:t>
+      </w:r>
+      <w:r>
+        <w:rPr>
+          <w:b w:val="0"/>
+        </w:rPr>
+        <w:t xml:space="preserve"> hold the record's id in an Export to Excel file: kept as the row id</w:t>
+      </w:r>
+    </w:p>
+    <w:p>
+      <w:r>
+        <w:rPr>
+          <w:b w:val="0"/>
+        </w:rPr>
+        <w:t xml:space="preserve">    (</w:t>
+      </w:r>
+      <w:r>
+        <w:rPr>
+          <w:rFonts w:ascii="Consolas" w:hAnsi="Consolas"/>
+          <w:b w:val="0"/>
+        </w:rPr>
+        <w:t>DYN-&lt;id&gt;</w:t>
+      </w:r>
+      <w:r>
+        <w:rPr>
+          <w:b w:val="0"/>
+        </w:rPr>
+        <w:t>), so a second import of the same file matches by it. The other "(Do Not Modify)" columns are ignored.</w:t>
+      </w:r>
+    </w:p>
+    <w:p>
+      <w:r>
+        <w:rPr>
+          <w:b w:val="0"/>
+        </w:rPr>
+        <w:t xml:space="preserve">  - A contacts view with only </w:t>
+      </w:r>
+      <w:r>
+        <w:rPr>
+          <w:b/>
+        </w:rPr>
+        <w:t>Full Name</w:t>
+      </w:r>
+      <w:r>
+        <w:rPr>
+          <w:b w:val="0"/>
+        </w:rPr>
+        <w:t xml:space="preserve"> (Dynamics' default view) is read. A file with nothing but titles both</w:t>
+      </w:r>
+    </w:p>
+    <w:p>
+      <w:r>
+        <w:rPr>
+          <w:b w:val="0"/>
+        </w:rPr>
+        <w:t xml:space="preserve">    CRMs use ("Account Name", "Website") is read as the file type chosen in the Import window.</w:t>
+      </w:r>
+    </w:p>
+    <w:p>
+      <w:r>
+        <w:rPr>
+          <w:b w:val="0"/>
+        </w:rPr>
+        <w:t xml:space="preserve">  - </w:t>
+      </w:r>
+      <w:r>
+        <w:rPr>
+          <w:rFonts w:ascii="Consolas" w:hAnsi="Consolas"/>
+          <w:b w:val="0"/>
+        </w:rPr>
+        <w:t>.xlsx</w:t>
+      </w:r>
+      <w:r>
+        <w:rPr>
+          <w:b w:val="0"/>
+        </w:rPr>
+        <w:t xml:space="preserve">: </w:t>
+      </w:r>
+      <w:r>
+        <w:rPr>
+          <w:rFonts w:ascii="Consolas" w:hAnsi="Consolas"/>
+          <w:b w:val="0"/>
+        </w:rPr>
+        <w:t>parseFirstSheetRecords</w:t>
+      </w:r>
+      <w:r>
+        <w:rPr>
+          <w:b w:val="0"/>
+        </w:rPr>
+        <w:t xml:space="preserve"> (xlsx-lite.js) reads the first sheet; checked in a browser with a file in the</w:t>
+      </w:r>
+    </w:p>
+    <w:p>
+      <w:r>
+        <w:rPr>
+          <w:b w:val="0"/>
+        </w:rPr>
+        <w:t xml:space="preserve">    shape of Export to Excel (hidden columns, second hidden sheet).</w:t>
+      </w:r>
+    </w:p>
+    <w:p>
+      <w:r>
+        <w:rPr>
+          <w:b w:val="0"/>
+        </w:rPr>
+        <w:t xml:space="preserve">  - Harness: 31 cases (955 in all).</w:t>
+      </w:r>
+    </w:p>
+    <w:p>
+      <w:pPr>
+        <w:pStyle w:val="ListBullet"/>
+      </w:pPr>
+      <w:r>
+        <w:rPr>
+          <w:b/>
+        </w:rPr>
+        <w:t>Real files, 1.2.2.20 (2026-10-10):</w:t>
+      </w:r>
+      <w:r>
+        <w:rPr>
+          <w:b w:val="0"/>
+        </w:rPr>
+        <w:t xml:space="preserve"> two Export to Excel files of a German organisation ("Meine aktiven Firmen",</w:t>
+      </w:r>
+    </w:p>
+    <w:p>
+      <w:r>
+        <w:rPr>
+          <w:b w:val="0"/>
+        </w:rPr>
+        <w:t xml:space="preserve">  "Meine aktiven Kontakte"). What they showed:</w:t>
+      </w:r>
+    </w:p>
+    <w:p>
+      <w:r>
+        <w:rPr>
+          <w:b w:val="0"/>
+        </w:rPr>
+        <w:t xml:space="preserve">  - </w:t>
+      </w:r>
+      <w:r>
+        <w:rPr>
+          <w:b/>
+        </w:rPr>
+        <w:t>The column titles are in the organisation's language</w:t>
+      </w:r>
+      <w:r>
+        <w:rPr>
+          <w:b w:val="0"/>
+        </w:rPr>
+        <w:t xml:space="preserve"> - "(Nicht ändern) Firma", "Firmenname", "Adresse 1: Ort",</w:t>
+      </w:r>
+    </w:p>
+    <w:p>
+      <w:r>
+        <w:rPr>
+          <w:b w:val="0"/>
+        </w:rPr>
+        <w:t xml:space="preserve">    "Vorname", "Nachname", "Position", "Telefon (geschäftlich)". 1.2.2.19 knew only the English titles and did not</w:t>
+      </w:r>
+    </w:p>
+    <w:p>
+      <w:r>
+        <w:rPr>
+          <w:b w:val="0"/>
+        </w:rPr>
+        <w:t xml:space="preserve">    recognise these files.</w:t>
+      </w:r>
+    </w:p>
+    <w:p>
+      <w:r>
+        <w:rPr>
+          <w:b w:val="0"/>
+        </w:rPr>
+        <w:t xml:space="preserve">  - </w:t>
+      </w:r>
+      <w:r>
+        <w:rPr>
+          <w:b/>
+        </w:rPr>
+        <w:t>The file itself names every column's field.</w:t>
+      </w:r>
+      <w:r>
+        <w:rPr>
+          <w:b w:val="0"/>
+        </w:rPr>
+        <w:t xml:space="preserve"> A very hidden sheet "hiddenSheet" holds one text in cell A1:</w:t>
+      </w:r>
+    </w:p>
+    <w:p>
+      <w:r>
+        <w:rPr>
+          <w:b w:val="0"/>
+        </w:rPr>
+        <w:t xml:space="preserve">    </w:t>
+      </w:r>
+      <w:r>
+        <w:rPr>
+          <w:rFonts w:ascii="Consolas" w:hAnsi="Consolas"/>
+          <w:b w:val="0"/>
+        </w:rPr>
+        <w:t>account:&lt;checksum&gt;:accountid=&lt;title&gt;&amp;name=&lt;title&gt;&amp;address1_city=&lt;title&gt;&amp;…</w:t>
+      </w:r>
+      <w:r>
+        <w:rPr>
+          <w:b w:val="0"/>
+        </w:rPr>
+        <w:t xml:space="preserve"> (titles URL-encoded). </w:t>
+      </w:r>
+      <w:r>
+        <w:rPr>
+          <w:rFonts w:ascii="Consolas" w:hAnsi="Consolas"/>
+          <w:b w:val="0"/>
+        </w:rPr>
+        <w:t>xlsx-lite.js</w:t>
+      </w:r>
+    </w:p>
+    <w:p>
+      <w:r>
+        <w:rPr>
+          <w:b w:val="0"/>
+        </w:rPr>
+        <w:t xml:space="preserve">    hands that text on as </w:t>
+      </w:r>
+      <w:r>
+        <w:rPr>
+          <w:rFonts w:ascii="Consolas" w:hAnsi="Consolas"/>
+          <w:b w:val="0"/>
+        </w:rPr>
+        <w:t>fieldKey</w:t>
+      </w:r>
+      <w:r>
+        <w:rPr>
+          <w:b w:val="0"/>
+        </w:rPr>
+        <w:t xml:space="preserve">; </w:t>
+      </w:r>
+      <w:r>
+        <w:rPr>
+          <w:rFonts w:ascii="Consolas" w:hAnsi="Consolas"/>
+          <w:b w:val="0"/>
+        </w:rPr>
+        <w:t>withDynamicsFieldNames</w:t>
+      </w:r>
+      <w:r>
+        <w:rPr>
+          <w:b w:val="0"/>
+        </w:rPr>
+        <w:t xml:space="preserve"> (pure, </w:t>
+      </w:r>
+      <w:r>
+        <w:rPr>
+          <w:rFonts w:ascii="Consolas" w:hAnsi="Consolas"/>
+          <w:b w:val="0"/>
+        </w:rPr>
+        <w:t>crm-files.js</w:t>
+      </w:r>
+      <w:r>
+        <w:rPr>
+          <w:b w:val="0"/>
+        </w:rPr>
+        <w:t>) replaces each title with its</w:t>
+      </w:r>
+    </w:p>
+    <w:p>
+      <w:r>
+        <w:rPr>
+          <w:b w:val="0"/>
+        </w:rPr>
+        <w:t xml:space="preserve">    field name before the file is recognised and read. No list of titles per language is kept.</w:t>
+      </w:r>
+    </w:p>
+    <w:p>
+      <w:r>
+        <w:rPr>
+          <w:b w:val="0"/>
+        </w:rPr>
+        <w:t xml:space="preserve">  - The same title can mean two things: "Firmenname" is </w:t>
+      </w:r>
+      <w:r>
+        <w:rPr>
+          <w:rFonts w:ascii="Consolas" w:hAnsi="Consolas"/>
+          <w:b w:val="0"/>
+        </w:rPr>
+        <w:t>name</w:t>
+      </w:r>
+      <w:r>
+        <w:rPr>
+          <w:b w:val="0"/>
+        </w:rPr>
+        <w:t xml:space="preserve"> in the accounts file and </w:t>
+      </w:r>
+      <w:r>
+        <w:rPr>
+          <w:rFonts w:ascii="Consolas" w:hAnsi="Consolas"/>
+          <w:b w:val="0"/>
+        </w:rPr>
+        <w:t>parentcustomerid</w:t>
+      </w:r>
+      <w:r>
+        <w:rPr>
+          <w:b w:val="0"/>
+        </w:rPr>
+        <w:t xml:space="preserve"> in the</w:t>
+      </w:r>
+    </w:p>
+    <w:p>
+      <w:r>
+        <w:rPr>
+          <w:b w:val="0"/>
+        </w:rPr>
+        <w:t xml:space="preserve">    contacts file. The field names settle it.</w:t>
+      </w:r>
+    </w:p>
+    <w:p>
+      <w:r>
+        <w:rPr>
+          <w:b w:val="0"/>
+        </w:rPr>
+        <w:t xml:space="preserve">  - </w:t>
+      </w:r>
+      <w:r>
+        <w:rPr>
+          <w:b/>
+        </w:rPr>
+        <w:t>Full Name is "Last, First"</w:t>
+      </w:r>
+      <w:r>
+        <w:rPr>
+          <w:b w:val="0"/>
+        </w:rPr>
+        <w:t xml:space="preserve"> in this organisation ("Muster, Anna"): turned round when a view holds only Full</w:t>
+      </w:r>
+    </w:p>
+    <w:p>
+      <w:r>
+        <w:rPr>
+          <w:b w:val="0"/>
+        </w:rPr>
+        <w:t xml:space="preserve">    Name. First Name / Last Name are used when the view has them.</w:t>
+      </w:r>
+    </w:p>
+    <w:p>
+      <w:r>
+        <w:rPr>
+          <w:b w:val="0"/>
+        </w:rPr>
+        <w:t xml:space="preserve">  - A column of a related record ("E-Mail (Primärer Kontakt) (Kontakt)") has a field name with a prefix</w:t>
+      </w:r>
+    </w:p>
+    <w:p>
+      <w:r>
+        <w:rPr>
+          <w:b w:val="0"/>
+        </w:rPr>
+        <w:t xml:space="preserve">    (</w:t>
+      </w:r>
+      <w:r>
+        <w:rPr>
+          <w:rFonts w:ascii="Consolas" w:hAnsi="Consolas"/>
+          <w:b w:val="0"/>
+        </w:rPr>
+        <w:t>&lt;id&gt;.emailaddress1</w:t>
+      </w:r>
+      <w:r>
+        <w:rPr>
+          <w:b w:val="0"/>
+        </w:rPr>
+        <w:t>) and is not read. Custom columns are not read.</w:t>
+      </w:r>
+    </w:p>
+    <w:p>
+      <w:r>
+        <w:rPr>
+          <w:b w:val="0"/>
+        </w:rPr>
+        <w:t xml:space="preserve">  - A contact with no company ("Firmenname" empty) is skipped, as in every import.</w:t>
+      </w:r>
+    </w:p>
+    <w:p>
+      <w:r>
+        <w:rPr>
+          <w:b w:val="0"/>
+        </w:rPr>
+        <w:t xml:space="preserve">  - A CSV file from a Dynamics that is not in English has no hidden sheet and is not recognised - use Export to Excel.</w:t>
+      </w:r>
+    </w:p>
+    <w:p>
+      <w:r>
+        <w:rPr>
+          <w:b w:val="0"/>
+        </w:rPr>
+        <w:t xml:space="preserve">  - Harness: 8 more cases (963 in all); both real files run through the import code.</w:t>
+      </w:r>
+    </w:p>
+    <w:p>
+      <w:pPr>
+        <w:pStyle w:val="ListBullet"/>
+      </w:pPr>
+      <w:r>
+        <w:rPr>
+          <w:b/>
+        </w:rPr>
+        <w:t>Round trip, 1.2.2.21-1.2.2.23 (2026-10-10):</w:t>
+      </w:r>
+      <w:r>
+        <w:rPr>
+          <w:b w:val="0"/>
+        </w:rPr>
+        <w:t xml:space="preserve"> an export to a Dynamics file, imported again, said "1 empty field</w:t>
+      </w:r>
+    </w:p>
+    <w:p>
+      <w:r>
+        <w:rPr>
+          <w:b w:val="0"/>
+        </w:rPr>
+        <w:t xml:space="preserve">  filled, 84 differences kept as they are". It must say nothing (as for every format). Causes and fixes:</w:t>
+      </w:r>
+    </w:p>
+    <w:p>
+      <w:r>
+        <w:rPr>
+          <w:b w:val="0"/>
+        </w:rPr>
+        <w:t xml:space="preserve">  - Job titles cut to the column limit (100; Salesforce 128) counted as contact differences. </w:t>
+      </w:r>
+      <w:r>
+        <w:rPr>
+          <w:rFonts w:ascii="Consolas" w:hAnsi="Consolas"/>
+          <w:b w:val="0"/>
+        </w:rPr>
+        <w:t>import-merge.js</w:t>
+      </w:r>
+    </w:p>
+    <w:p>
+      <w:r>
+        <w:rPr>
+          <w:b w:val="0"/>
+        </w:rPr>
+        <w:t xml:space="preserve">    </w:t>
+      </w:r>
+      <w:r>
+        <w:rPr>
+          <w:rFonts w:ascii="Consolas" w:hAnsi="Consolas"/>
+          <w:b w:val="0"/>
+        </w:rPr>
+        <w:t>isStartOf</w:t>
+      </w:r>
+      <w:r>
+        <w:rPr>
+          <w:b w:val="0"/>
+        </w:rPr>
+        <w:t>: a file value that is the start of the current one is not a difference. Nothing is written either</w:t>
+      </w:r>
+    </w:p>
+    <w:p>
+      <w:r>
+        <w:rPr>
+          <w:b w:val="0"/>
+        </w:rPr>
+        <w:t xml:space="preserve">    way - a contact keeps its current value.</w:t>
+      </w:r>
+    </w:p>
+    <w:p>
+      <w:r>
+        <w:rPr>
+          <w:b w:val="0"/>
+        </w:rPr>
+        <w:t xml:space="preserve">  - One person stored twice with the same LinkedIn profile: the file row matched the other entry. </w:t>
+      </w:r>
+      <w:r>
+        <w:rPr>
+          <w:rFonts w:ascii="Consolas" w:hAnsi="Consolas"/>
+          <w:b w:val="0"/>
+        </w:rPr>
+        <w:t>crmContactRows</w:t>
+      </w:r>
+    </w:p>
+    <w:p>
+      <w:r>
+        <w:rPr>
+          <w:b w:val="0"/>
+        </w:rPr>
+        <w:t xml:space="preserve">    now takes </w:t>
+      </w:r>
+      <w:r>
+        <w:rPr>
+          <w:rFonts w:ascii="Consolas" w:hAnsi="Consolas"/>
+          <w:b w:val="0"/>
+        </w:rPr>
+        <w:t>contactId</w:t>
+      </w:r>
+      <w:r>
+        <w:rPr>
+          <w:b w:val="0"/>
+        </w:rPr>
+        <w:t xml:space="preserve"> from the Description line "SalesTeam id", and </w:t>
+      </w:r>
+      <w:r>
+        <w:rPr>
+          <w:rFonts w:ascii="Consolas" w:hAnsi="Consolas"/>
+          <w:b w:val="0"/>
+        </w:rPr>
+        <w:t>planImport</w:t>
+      </w:r>
+      <w:r>
+        <w:rPr>
+          <w:b w:val="0"/>
+        </w:rPr>
+        <w:t xml:space="preserve"> matches a contact by its own id</w:t>
+      </w:r>
+    </w:p>
+    <w:p>
+      <w:r>
+        <w:rPr>
+          <w:b w:val="0"/>
+        </w:rPr>
+        <w:t xml:space="preserve">    first - only when the name is still that person, since another SalesTeam numbers its contacts the same way.</w:t>
+      </w:r>
+    </w:p>
+    <w:p>
+      <w:r>
+        <w:rPr>
+          <w:b w:val="0"/>
+        </w:rPr>
+        <w:t xml:space="preserve">  - The summary could not say which rows it meant. </w:t>
+      </w:r>
+      <w:r>
+        <w:rPr>
+          <w:rFonts w:ascii="Consolas" w:hAnsi="Consolas"/>
+          <w:b w:val="0"/>
+        </w:rPr>
+        <w:t>importDetailLines</w:t>
+      </w:r>
+      <w:r>
+        <w:rPr>
+          <w:b w:val="0"/>
+        </w:rPr>
+        <w:t xml:space="preserve"> adds a line per Filled / Updated / Kept entry</w:t>
+      </w:r>
+    </w:p>
+    <w:p>
+      <w:r>
+        <w:rPr>
+          <w:b w:val="0"/>
+        </w:rPr>
+        <w:t xml:space="preserve">    to Details.</w:t>
+      </w:r>
+    </w:p>
+    <w:p>
+      <w:r>
+        <w:rPr>
+          <w:b w:val="0"/>
+        </w:rPr>
+        <w:t xml:space="preserve">  - The limits are per CRM; an organisation's own Export to Excel file carries its real limits as data validations</w:t>
+      </w:r>
+    </w:p>
+    <w:p>
+      <w:r>
+        <w:rPr>
+          <w:b w:val="0"/>
+        </w:rPr>
+        <w:t xml:space="preserve">    (Job Title 165 in the files received) - of use if SalesTeam later writes into such a file.</w:t>
+      </w:r>
+    </w:p>
+    <w:p>
+      <w:pPr>
+        <w:pStyle w:val="ListBullet"/>
+      </w:pPr>
+      <w:r>
+        <w:rPr>
+          <w:b/>
+        </w:rPr>
+        <w:t>Still open - the export (R10.4):</w:t>
+      </w:r>
+      <w:r>
+        <w:rPr>
+          <w:b w:val="0"/>
+        </w:rPr>
+        <w:t xml:space="preserve"> SalesTeam's Dynamics files have English column titles. Does Dynamics' import map</w:t>
+      </w:r>
+    </w:p>
+    <w:p>
+      <w:r>
+        <w:rPr>
+          <w:b w:val="0"/>
+        </w:rPr>
+        <w:t xml:space="preserve">  every column by itself, in particular in an organisation in another language, and take the files without refusals</w:t>
+      </w:r>
+    </w:p>
+    <w:p>
+      <w:r>
+        <w:rPr>
+          <w:b w:val="0"/>
+        </w:rPr>
+        <w:t xml:space="preserve">  (as Salesforce's did only after 1.2.2.17). The real files also show that Dynamics' own </w:t>
+      </w:r>
+      <w:r>
+        <w:rPr>
+          <w:b/>
+        </w:rPr>
+        <w:t>Import from Excel</w:t>
+      </w:r>
+      <w:r>
+        <w:rPr>
+          <w:b w:val="0"/>
+        </w:rPr>
+        <w:t xml:space="preserve"> expects</w:t>
+      </w:r>
+    </w:p>
+    <w:p>
+      <w:r>
+        <w:rPr>
+          <w:b w:val="0"/>
+        </w:rPr>
+        <w:t xml:space="preserve">  the organisation's own exported file (titles in its language plus the hidden sheet) - writing into such a file is a</w:t>
+      </w:r>
+    </w:p>
+    <w:p>
+      <w:r>
+        <w:rPr>
+          <w:b w:val="0"/>
+        </w:rPr>
+        <w:t xml:space="preserve">  possible way to an import with no column mapping at all; not decided.</w:t>
+      </w:r>
+    </w:p>
+    <w:p>
+      <w:r>
+        <w:rPr>
+          <w:b w:val="0"/>
+        </w:rPr>
+        <w:t>*The proposal as agreed 2026-10-09:*</w:t>
       </w:r>
     </w:p>
     <w:p>
